--- a/Documents/Testrapport/testrapport.docx
+++ b/Documents/Testrapport/testrapport.docx
@@ -24,12 +24,6 @@
         <w:gridCol w:w="6526"/>
       </w:tblGrid>
       <w:tr>
-        <w:tblPrEx>
-          <w:tblCellMar>
-            <w:top w:w="0" w:type="dxa"/>
-            <w:bottom w:w="0" w:type="dxa"/>
-          </w:tblCellMar>
-        </w:tblPrEx>
         <w:tc>
           <w:tcPr>
             <w:tcW w:w="2500" w:type="dxa"/>
@@ -77,11 +71,17 @@
             </w:tcMar>
           </w:tcPr>
           <w:p>
+            <w:pPr>
+              <w:rPr>
+                <w:lang w:val="en-GB"/>
+              </w:rPr>
+            </w:pPr>
             <w:proofErr w:type="spellStart"/>
             <w:r>
               <w:rPr>
                 <w:sz w:val="20"/>
                 <w:szCs w:val="20"/>
+                <w:lang w:val="en-GB"/>
               </w:rPr>
               <w:t>LuxeDrive</w:t>
             </w:r>
@@ -90,35 +90,14 @@
               <w:rPr>
                 <w:sz w:val="20"/>
                 <w:szCs w:val="20"/>
-              </w:rPr>
-              <w:t xml:space="preserve"> – Luxe Auto </w:t>
-            </w:r>
-            <w:proofErr w:type="spellStart"/>
-            <w:r>
-              <w:rPr>
-                <w:sz w:val="20"/>
-                <w:szCs w:val="20"/>
-              </w:rPr>
-              <w:t>Reseller</w:t>
-            </w:r>
-            <w:proofErr w:type="spellEnd"/>
-            <w:r>
-              <w:rPr>
-                <w:sz w:val="20"/>
-                <w:szCs w:val="20"/>
-              </w:rPr>
-              <w:t xml:space="preserve"> Platform</w:t>
-            </w:r>
-          </w:p>
-        </w:tc>
-      </w:tr>
-      <w:tr>
-        <w:tblPrEx>
-          <w:tblCellMar>
-            <w:top w:w="0" w:type="dxa"/>
-            <w:bottom w:w="0" w:type="dxa"/>
-          </w:tblCellMar>
-        </w:tblPrEx>
+                <w:lang w:val="en-GB"/>
+              </w:rPr>
+              <w:t xml:space="preserve"> – Luxe Auto Reseller Platform</w:t>
+            </w:r>
+          </w:p>
+        </w:tc>
+      </w:tr>
+      <w:tr>
         <w:tc>
           <w:tcPr>
             <w:tcW w:w="2500" w:type="dxa"/>
@@ -193,12 +172,6 @@
         </w:tc>
       </w:tr>
       <w:tr>
-        <w:tblPrEx>
-          <w:tblCellMar>
-            <w:top w:w="0" w:type="dxa"/>
-            <w:bottom w:w="0" w:type="dxa"/>
-          </w:tblCellMar>
-        </w:tblPrEx>
         <w:tc>
           <w:tcPr>
             <w:tcW w:w="2500" w:type="dxa"/>
@@ -247,31 +220,12 @@
           </w:tcPr>
           <w:p>
             <w:r>
-              <w:rPr>
-                <w:sz w:val="20"/>
-                <w:szCs w:val="20"/>
-              </w:rPr>
-              <w:t xml:space="preserve">Marco &amp; </w:t>
-            </w:r>
-            <w:proofErr w:type="spellStart"/>
-            <w:r>
-              <w:rPr>
-                <w:sz w:val="20"/>
-                <w:szCs w:val="20"/>
-              </w:rPr>
-              <w:t>Abasin</w:t>
-            </w:r>
-            <w:proofErr w:type="spellEnd"/>
-          </w:p>
-        </w:tc>
-      </w:tr>
-      <w:tr>
-        <w:tblPrEx>
-          <w:tblCellMar>
-            <w:top w:w="0" w:type="dxa"/>
-            <w:bottom w:w="0" w:type="dxa"/>
-          </w:tblCellMar>
-        </w:tblPrEx>
+              <w:t>Aba en Marco</w:t>
+            </w:r>
+          </w:p>
+        </w:tc>
+      </w:tr>
+      <w:tr>
         <w:tc>
           <w:tcPr>
             <w:tcW w:w="2500" w:type="dxa"/>
@@ -330,12 +284,6 @@
         </w:tc>
       </w:tr>
       <w:tr>
-        <w:tblPrEx>
-          <w:tblCellMar>
-            <w:top w:w="0" w:type="dxa"/>
-            <w:bottom w:w="0" w:type="dxa"/>
-          </w:tblCellMar>
-        </w:tblPrEx>
         <w:tc>
           <w:tcPr>
             <w:tcW w:w="2500" w:type="dxa"/>
@@ -448,12 +396,6 @@
         <w:gridCol w:w="2026"/>
       </w:tblGrid>
       <w:tr>
-        <w:tblPrEx>
-          <w:tblCellMar>
-            <w:top w:w="0" w:type="dxa"/>
-            <w:bottom w:w="0" w:type="dxa"/>
-          </w:tblCellMar>
-        </w:tblPrEx>
         <w:tc>
           <w:tcPr>
             <w:tcW w:w="600" w:type="dxa"/>
@@ -572,12 +514,6 @@
         </w:tc>
       </w:tr>
       <w:tr>
-        <w:tblPrEx>
-          <w:tblCellMar>
-            <w:top w:w="0" w:type="dxa"/>
-            <w:bottom w:w="0" w:type="dxa"/>
-          </w:tblCellMar>
-        </w:tblPrEx>
         <w:tc>
           <w:tcPr>
             <w:tcW w:w="600" w:type="dxa"/>
@@ -691,12 +627,6 @@
         </w:tc>
       </w:tr>
       <w:tr>
-        <w:tblPrEx>
-          <w:tblCellMar>
-            <w:top w:w="0" w:type="dxa"/>
-            <w:bottom w:w="0" w:type="dxa"/>
-          </w:tblCellMar>
-        </w:tblPrEx>
         <w:tc>
           <w:tcPr>
             <w:tcW w:w="600" w:type="dxa"/>
@@ -810,12 +740,6 @@
         </w:tc>
       </w:tr>
       <w:tr>
-        <w:tblPrEx>
-          <w:tblCellMar>
-            <w:top w:w="0" w:type="dxa"/>
-            <w:bottom w:w="0" w:type="dxa"/>
-          </w:tblCellMar>
-        </w:tblPrEx>
         <w:tc>
           <w:tcPr>
             <w:tcW w:w="600" w:type="dxa"/>
@@ -929,12 +853,6 @@
         </w:tc>
       </w:tr>
       <w:tr>
-        <w:tblPrEx>
-          <w:tblCellMar>
-            <w:top w:w="0" w:type="dxa"/>
-            <w:bottom w:w="0" w:type="dxa"/>
-          </w:tblCellMar>
-        </w:tblPrEx>
         <w:tc>
           <w:tcPr>
             <w:tcW w:w="600" w:type="dxa"/>
@@ -1057,12 +975,6 @@
         </w:tc>
       </w:tr>
       <w:tr>
-        <w:tblPrEx>
-          <w:tblCellMar>
-            <w:top w:w="0" w:type="dxa"/>
-            <w:bottom w:w="0" w:type="dxa"/>
-          </w:tblCellMar>
-        </w:tblPrEx>
         <w:tc>
           <w:tcPr>
             <w:tcW w:w="600" w:type="dxa"/>
@@ -1185,12 +1097,6 @@
         </w:tc>
       </w:tr>
       <w:tr>
-        <w:tblPrEx>
-          <w:tblCellMar>
-            <w:top w:w="0" w:type="dxa"/>
-            <w:bottom w:w="0" w:type="dxa"/>
-          </w:tblCellMar>
-        </w:tblPrEx>
         <w:tc>
           <w:tcPr>
             <w:tcW w:w="600" w:type="dxa"/>
@@ -1304,12 +1210,6 @@
         </w:tc>
       </w:tr>
       <w:tr>
-        <w:tblPrEx>
-          <w:tblCellMar>
-            <w:top w:w="0" w:type="dxa"/>
-            <w:bottom w:w="0" w:type="dxa"/>
-          </w:tblCellMar>
-        </w:tblPrEx>
         <w:tc>
           <w:tcPr>
             <w:tcW w:w="600" w:type="dxa"/>
@@ -1423,12 +1323,6 @@
         </w:tc>
       </w:tr>
       <w:tr>
-        <w:tblPrEx>
-          <w:tblCellMar>
-            <w:top w:w="0" w:type="dxa"/>
-            <w:bottom w:w="0" w:type="dxa"/>
-          </w:tblCellMar>
-        </w:tblPrEx>
         <w:tc>
           <w:tcPr>
             <w:tcW w:w="600" w:type="dxa"/>
@@ -1542,12 +1436,6 @@
         </w:tc>
       </w:tr>
       <w:tr>
-        <w:tblPrEx>
-          <w:tblCellMar>
-            <w:top w:w="0" w:type="dxa"/>
-            <w:bottom w:w="0" w:type="dxa"/>
-          </w:tblCellMar>
-        </w:tblPrEx>
         <w:tc>
           <w:tcPr>
             <w:tcW w:w="600" w:type="dxa"/>
@@ -1661,12 +1549,6 @@
         </w:tc>
       </w:tr>
       <w:tr>
-        <w:tblPrEx>
-          <w:tblCellMar>
-            <w:top w:w="0" w:type="dxa"/>
-            <w:bottom w:w="0" w:type="dxa"/>
-          </w:tblCellMar>
-        </w:tblPrEx>
         <w:tc>
           <w:tcPr>
             <w:tcW w:w="600" w:type="dxa"/>
@@ -1780,12 +1662,6 @@
         </w:tc>
       </w:tr>
       <w:tr>
-        <w:tblPrEx>
-          <w:tblCellMar>
-            <w:top w:w="0" w:type="dxa"/>
-            <w:bottom w:w="0" w:type="dxa"/>
-          </w:tblCellMar>
-        </w:tblPrEx>
         <w:tc>
           <w:tcPr>
             <w:tcW w:w="600" w:type="dxa"/>
@@ -1946,12 +1822,6 @@
         <w:gridCol w:w="6826"/>
       </w:tblGrid>
       <w:tr>
-        <w:tblPrEx>
-          <w:tblCellMar>
-            <w:top w:w="0" w:type="dxa"/>
-            <w:bottom w:w="0" w:type="dxa"/>
-          </w:tblCellMar>
-        </w:tblPrEx>
         <w:tc>
           <w:tcPr>
             <w:tcW w:w="2200" w:type="dxa"/>
@@ -2010,12 +1880,6 @@
         </w:tc>
       </w:tr>
       <w:tr>
-        <w:tblPrEx>
-          <w:tblCellMar>
-            <w:top w:w="0" w:type="dxa"/>
-            <w:bottom w:w="0" w:type="dxa"/>
-          </w:tblCellMar>
-        </w:tblPrEx>
         <w:tc>
           <w:tcPr>
             <w:tcW w:w="2200" w:type="dxa"/>
@@ -2090,12 +1954,6 @@
         </w:tc>
       </w:tr>
       <w:tr>
-        <w:tblPrEx>
-          <w:tblCellMar>
-            <w:top w:w="0" w:type="dxa"/>
-            <w:bottom w:w="0" w:type="dxa"/>
-          </w:tblCellMar>
-        </w:tblPrEx>
         <w:tc>
           <w:tcPr>
             <w:tcW w:w="2200" w:type="dxa"/>
@@ -2143,10 +2001,16 @@
             </w:tcMar>
           </w:tcPr>
           <w:p>
-            <w:r>
-              <w:rPr>
-                <w:sz w:val="20"/>
-                <w:szCs w:val="20"/>
+            <w:pPr>
+              <w:rPr>
+                <w:lang w:val="en-GB"/>
+              </w:rPr>
+            </w:pPr>
+            <w:r>
+              <w:rPr>
+                <w:sz w:val="20"/>
+                <w:szCs w:val="20"/>
+                <w:lang w:val="en-GB"/>
               </w:rPr>
               <w:t>URL: http://localhost:3000 – browser: Chrome</w:t>
             </w:r>
@@ -2154,12 +2018,6 @@
         </w:tc>
       </w:tr>
       <w:tr>
-        <w:tblPrEx>
-          <w:tblCellMar>
-            <w:top w:w="0" w:type="dxa"/>
-            <w:bottom w:w="0" w:type="dxa"/>
-          </w:tblCellMar>
-        </w:tblPrEx>
         <w:tc>
           <w:tcPr>
             <w:tcW w:w="2200" w:type="dxa"/>
@@ -2218,12 +2076,6 @@
         </w:tc>
       </w:tr>
       <w:tr>
-        <w:tblPrEx>
-          <w:tblCellMar>
-            <w:top w:w="0" w:type="dxa"/>
-            <w:bottom w:w="0" w:type="dxa"/>
-          </w:tblCellMar>
-        </w:tblPrEx>
         <w:tc>
           <w:tcPr>
             <w:tcW w:w="2200" w:type="dxa"/>
@@ -2314,12 +2166,6 @@
         </w:tc>
       </w:tr>
       <w:tr>
-        <w:tblPrEx>
-          <w:tblCellMar>
-            <w:top w:w="0" w:type="dxa"/>
-            <w:bottom w:w="0" w:type="dxa"/>
-          </w:tblCellMar>
-        </w:tblPrEx>
         <w:tc>
           <w:tcPr>
             <w:tcW w:w="2200" w:type="dxa"/>
@@ -2420,12 +2266,6 @@
         <w:gridCol w:w="6826"/>
       </w:tblGrid>
       <w:tr>
-        <w:tblPrEx>
-          <w:tblCellMar>
-            <w:top w:w="0" w:type="dxa"/>
-            <w:bottom w:w="0" w:type="dxa"/>
-          </w:tblCellMar>
-        </w:tblPrEx>
         <w:tc>
           <w:tcPr>
             <w:tcW w:w="2200" w:type="dxa"/>
@@ -2485,12 +2325,6 @@
         </w:tc>
       </w:tr>
       <w:tr>
-        <w:tblPrEx>
-          <w:tblCellMar>
-            <w:top w:w="0" w:type="dxa"/>
-            <w:bottom w:w="0" w:type="dxa"/>
-          </w:tblCellMar>
-        </w:tblPrEx>
         <w:tc>
           <w:tcPr>
             <w:tcW w:w="2200" w:type="dxa"/>
@@ -2549,12 +2383,6 @@
         </w:tc>
       </w:tr>
       <w:tr>
-        <w:tblPrEx>
-          <w:tblCellMar>
-            <w:top w:w="0" w:type="dxa"/>
-            <w:bottom w:w="0" w:type="dxa"/>
-          </w:tblCellMar>
-        </w:tblPrEx>
         <w:tc>
           <w:tcPr>
             <w:tcW w:w="2200" w:type="dxa"/>
@@ -2613,12 +2441,6 @@
         </w:tc>
       </w:tr>
       <w:tr>
-        <w:tblPrEx>
-          <w:tblCellMar>
-            <w:top w:w="0" w:type="dxa"/>
-            <w:bottom w:w="0" w:type="dxa"/>
-          </w:tblCellMar>
-        </w:tblPrEx>
         <w:tc>
           <w:tcPr>
             <w:tcW w:w="2200" w:type="dxa"/>
@@ -2677,12 +2499,6 @@
         </w:tc>
       </w:tr>
       <w:tr>
-        <w:tblPrEx>
-          <w:tblCellMar>
-            <w:top w:w="0" w:type="dxa"/>
-            <w:bottom w:w="0" w:type="dxa"/>
-          </w:tblCellMar>
-        </w:tblPrEx>
         <w:tc>
           <w:tcPr>
             <w:tcW w:w="2200" w:type="dxa"/>
@@ -2741,12 +2557,6 @@
         </w:tc>
       </w:tr>
       <w:tr>
-        <w:tblPrEx>
-          <w:tblCellMar>
-            <w:top w:w="0" w:type="dxa"/>
-            <w:bottom w:w="0" w:type="dxa"/>
-          </w:tblCellMar>
-        </w:tblPrEx>
         <w:tc>
           <w:tcPr>
             <w:tcW w:w="2200" w:type="dxa"/>
@@ -2847,12 +2657,6 @@
         <w:gridCol w:w="6826"/>
       </w:tblGrid>
       <w:tr>
-        <w:tblPrEx>
-          <w:tblCellMar>
-            <w:top w:w="0" w:type="dxa"/>
-            <w:bottom w:w="0" w:type="dxa"/>
-          </w:tblCellMar>
-        </w:tblPrEx>
         <w:tc>
           <w:tcPr>
             <w:tcW w:w="2200" w:type="dxa"/>
@@ -2927,12 +2731,6 @@
         </w:tc>
       </w:tr>
       <w:tr>
-        <w:tblPrEx>
-          <w:tblCellMar>
-            <w:top w:w="0" w:type="dxa"/>
-            <w:bottom w:w="0" w:type="dxa"/>
-          </w:tblCellMar>
-        </w:tblPrEx>
         <w:tc>
           <w:tcPr>
             <w:tcW w:w="2200" w:type="dxa"/>
@@ -3007,12 +2805,6 @@
         </w:tc>
       </w:tr>
       <w:tr>
-        <w:tblPrEx>
-          <w:tblCellMar>
-            <w:top w:w="0" w:type="dxa"/>
-            <w:bottom w:w="0" w:type="dxa"/>
-          </w:tblCellMar>
-        </w:tblPrEx>
         <w:tc>
           <w:tcPr>
             <w:tcW w:w="2200" w:type="dxa"/>
@@ -3071,12 +2863,6 @@
         </w:tc>
       </w:tr>
       <w:tr>
-        <w:tblPrEx>
-          <w:tblCellMar>
-            <w:top w:w="0" w:type="dxa"/>
-            <w:bottom w:w="0" w:type="dxa"/>
-          </w:tblCellMar>
-        </w:tblPrEx>
         <w:tc>
           <w:tcPr>
             <w:tcW w:w="2200" w:type="dxa"/>
@@ -3151,12 +2937,6 @@
         </w:tc>
       </w:tr>
       <w:tr>
-        <w:tblPrEx>
-          <w:tblCellMar>
-            <w:top w:w="0" w:type="dxa"/>
-            <w:bottom w:w="0" w:type="dxa"/>
-          </w:tblCellMar>
-        </w:tblPrEx>
         <w:tc>
           <w:tcPr>
             <w:tcW w:w="2200" w:type="dxa"/>
@@ -3215,12 +2995,6 @@
         </w:tc>
       </w:tr>
       <w:tr>
-        <w:tblPrEx>
-          <w:tblCellMar>
-            <w:top w:w="0" w:type="dxa"/>
-            <w:bottom w:w="0" w:type="dxa"/>
-          </w:tblCellMar>
-        </w:tblPrEx>
         <w:tc>
           <w:tcPr>
             <w:tcW w:w="2200" w:type="dxa"/>
@@ -3337,12 +3111,6 @@
         <w:gridCol w:w="6826"/>
       </w:tblGrid>
       <w:tr>
-        <w:tblPrEx>
-          <w:tblCellMar>
-            <w:top w:w="0" w:type="dxa"/>
-            <w:bottom w:w="0" w:type="dxa"/>
-          </w:tblCellMar>
-        </w:tblPrEx>
         <w:tc>
           <w:tcPr>
             <w:tcW w:w="2200" w:type="dxa"/>
@@ -3417,12 +3185,6 @@
         </w:tc>
       </w:tr>
       <w:tr>
-        <w:tblPrEx>
-          <w:tblCellMar>
-            <w:top w:w="0" w:type="dxa"/>
-            <w:bottom w:w="0" w:type="dxa"/>
-          </w:tblCellMar>
-        </w:tblPrEx>
         <w:tc>
           <w:tcPr>
             <w:tcW w:w="2200" w:type="dxa"/>
@@ -3497,12 +3259,6 @@
         </w:tc>
       </w:tr>
       <w:tr>
-        <w:tblPrEx>
-          <w:tblCellMar>
-            <w:top w:w="0" w:type="dxa"/>
-            <w:bottom w:w="0" w:type="dxa"/>
-          </w:tblCellMar>
-        </w:tblPrEx>
         <w:tc>
           <w:tcPr>
             <w:tcW w:w="2200" w:type="dxa"/>
@@ -3561,12 +3317,6 @@
         </w:tc>
       </w:tr>
       <w:tr>
-        <w:tblPrEx>
-          <w:tblCellMar>
-            <w:top w:w="0" w:type="dxa"/>
-            <w:bottom w:w="0" w:type="dxa"/>
-          </w:tblCellMar>
-        </w:tblPrEx>
         <w:tc>
           <w:tcPr>
             <w:tcW w:w="2200" w:type="dxa"/>
@@ -3641,12 +3391,6 @@
         </w:tc>
       </w:tr>
       <w:tr>
-        <w:tblPrEx>
-          <w:tblCellMar>
-            <w:top w:w="0" w:type="dxa"/>
-            <w:bottom w:w="0" w:type="dxa"/>
-          </w:tblCellMar>
-        </w:tblPrEx>
         <w:tc>
           <w:tcPr>
             <w:tcW w:w="2200" w:type="dxa"/>
@@ -3705,12 +3449,6 @@
         </w:tc>
       </w:tr>
       <w:tr>
-        <w:tblPrEx>
-          <w:tblCellMar>
-            <w:top w:w="0" w:type="dxa"/>
-            <w:bottom w:w="0" w:type="dxa"/>
-          </w:tblCellMar>
-        </w:tblPrEx>
         <w:tc>
           <w:tcPr>
             <w:tcW w:w="2200" w:type="dxa"/>
@@ -3827,12 +3565,6 @@
         <w:gridCol w:w="6826"/>
       </w:tblGrid>
       <w:tr>
-        <w:tblPrEx>
-          <w:tblCellMar>
-            <w:top w:w="0" w:type="dxa"/>
-            <w:bottom w:w="0" w:type="dxa"/>
-          </w:tblCellMar>
-        </w:tblPrEx>
         <w:tc>
           <w:tcPr>
             <w:tcW w:w="2200" w:type="dxa"/>
@@ -3891,12 +3623,6 @@
         </w:tc>
       </w:tr>
       <w:tr>
-        <w:tblPrEx>
-          <w:tblCellMar>
-            <w:top w:w="0" w:type="dxa"/>
-            <w:bottom w:w="0" w:type="dxa"/>
-          </w:tblCellMar>
-        </w:tblPrEx>
         <w:tc>
           <w:tcPr>
             <w:tcW w:w="2200" w:type="dxa"/>
@@ -3971,12 +3697,6 @@
         </w:tc>
       </w:tr>
       <w:tr>
-        <w:tblPrEx>
-          <w:tblCellMar>
-            <w:top w:w="0" w:type="dxa"/>
-            <w:bottom w:w="0" w:type="dxa"/>
-          </w:tblCellMar>
-        </w:tblPrEx>
         <w:tc>
           <w:tcPr>
             <w:tcW w:w="2200" w:type="dxa"/>
@@ -4035,12 +3755,6 @@
         </w:tc>
       </w:tr>
       <w:tr>
-        <w:tblPrEx>
-          <w:tblCellMar>
-            <w:top w:w="0" w:type="dxa"/>
-            <w:bottom w:w="0" w:type="dxa"/>
-          </w:tblCellMar>
-        </w:tblPrEx>
         <w:tc>
           <w:tcPr>
             <w:tcW w:w="2200" w:type="dxa"/>
@@ -4099,12 +3813,6 @@
         </w:tc>
       </w:tr>
       <w:tr>
-        <w:tblPrEx>
-          <w:tblCellMar>
-            <w:top w:w="0" w:type="dxa"/>
-            <w:bottom w:w="0" w:type="dxa"/>
-          </w:tblCellMar>
-        </w:tblPrEx>
         <w:tc>
           <w:tcPr>
             <w:tcW w:w="2200" w:type="dxa"/>
@@ -4163,12 +3871,6 @@
         </w:tc>
       </w:tr>
       <w:tr>
-        <w:tblPrEx>
-          <w:tblCellMar>
-            <w:top w:w="0" w:type="dxa"/>
-            <w:bottom w:w="0" w:type="dxa"/>
-          </w:tblCellMar>
-        </w:tblPrEx>
         <w:tc>
           <w:tcPr>
             <w:tcW w:w="2200" w:type="dxa"/>
@@ -4270,12 +3972,6 @@
         <w:gridCol w:w="6826"/>
       </w:tblGrid>
       <w:tr>
-        <w:tblPrEx>
-          <w:tblCellMar>
-            <w:top w:w="0" w:type="dxa"/>
-            <w:bottom w:w="0" w:type="dxa"/>
-          </w:tblCellMar>
-        </w:tblPrEx>
         <w:tc>
           <w:tcPr>
             <w:tcW w:w="2200" w:type="dxa"/>
@@ -4343,12 +4039,6 @@
         </w:tc>
       </w:tr>
       <w:tr>
-        <w:tblPrEx>
-          <w:tblCellMar>
-            <w:top w:w="0" w:type="dxa"/>
-            <w:bottom w:w="0" w:type="dxa"/>
-          </w:tblCellMar>
-        </w:tblPrEx>
         <w:tc>
           <w:tcPr>
             <w:tcW w:w="2200" w:type="dxa"/>
@@ -4423,12 +4113,6 @@
         </w:tc>
       </w:tr>
       <w:tr>
-        <w:tblPrEx>
-          <w:tblCellMar>
-            <w:top w:w="0" w:type="dxa"/>
-            <w:bottom w:w="0" w:type="dxa"/>
-          </w:tblCellMar>
-        </w:tblPrEx>
         <w:tc>
           <w:tcPr>
             <w:tcW w:w="2200" w:type="dxa"/>
@@ -4487,12 +4171,6 @@
         </w:tc>
       </w:tr>
       <w:tr>
-        <w:tblPrEx>
-          <w:tblCellMar>
-            <w:top w:w="0" w:type="dxa"/>
-            <w:bottom w:w="0" w:type="dxa"/>
-          </w:tblCellMar>
-        </w:tblPrEx>
         <w:tc>
           <w:tcPr>
             <w:tcW w:w="2200" w:type="dxa"/>
@@ -4551,12 +4229,6 @@
         </w:tc>
       </w:tr>
       <w:tr>
-        <w:tblPrEx>
-          <w:tblCellMar>
-            <w:top w:w="0" w:type="dxa"/>
-            <w:bottom w:w="0" w:type="dxa"/>
-          </w:tblCellMar>
-        </w:tblPrEx>
         <w:tc>
           <w:tcPr>
             <w:tcW w:w="2200" w:type="dxa"/>
@@ -4615,12 +4287,6 @@
         </w:tc>
       </w:tr>
       <w:tr>
-        <w:tblPrEx>
-          <w:tblCellMar>
-            <w:top w:w="0" w:type="dxa"/>
-            <w:bottom w:w="0" w:type="dxa"/>
-          </w:tblCellMar>
-        </w:tblPrEx>
         <w:tc>
           <w:tcPr>
             <w:tcW w:w="2200" w:type="dxa"/>
@@ -4721,12 +4387,6 @@
         <w:gridCol w:w="6826"/>
       </w:tblGrid>
       <w:tr>
-        <w:tblPrEx>
-          <w:tblCellMar>
-            <w:top w:w="0" w:type="dxa"/>
-            <w:bottom w:w="0" w:type="dxa"/>
-          </w:tblCellMar>
-        </w:tblPrEx>
         <w:tc>
           <w:tcPr>
             <w:tcW w:w="2200" w:type="dxa"/>
@@ -4794,12 +4454,6 @@
         </w:tc>
       </w:tr>
       <w:tr>
-        <w:tblPrEx>
-          <w:tblCellMar>
-            <w:top w:w="0" w:type="dxa"/>
-            <w:bottom w:w="0" w:type="dxa"/>
-          </w:tblCellMar>
-        </w:tblPrEx>
         <w:tc>
           <w:tcPr>
             <w:tcW w:w="2200" w:type="dxa"/>
@@ -4858,12 +4512,6 @@
         </w:tc>
       </w:tr>
       <w:tr>
-        <w:tblPrEx>
-          <w:tblCellMar>
-            <w:top w:w="0" w:type="dxa"/>
-            <w:bottom w:w="0" w:type="dxa"/>
-          </w:tblCellMar>
-        </w:tblPrEx>
         <w:tc>
           <w:tcPr>
             <w:tcW w:w="2200" w:type="dxa"/>
@@ -4922,12 +4570,6 @@
         </w:tc>
       </w:tr>
       <w:tr>
-        <w:tblPrEx>
-          <w:tblCellMar>
-            <w:top w:w="0" w:type="dxa"/>
-            <w:bottom w:w="0" w:type="dxa"/>
-          </w:tblCellMar>
-        </w:tblPrEx>
         <w:tc>
           <w:tcPr>
             <w:tcW w:w="2200" w:type="dxa"/>
@@ -4986,12 +4628,6 @@
         </w:tc>
       </w:tr>
       <w:tr>
-        <w:tblPrEx>
-          <w:tblCellMar>
-            <w:top w:w="0" w:type="dxa"/>
-            <w:bottom w:w="0" w:type="dxa"/>
-          </w:tblCellMar>
-        </w:tblPrEx>
         <w:tc>
           <w:tcPr>
             <w:tcW w:w="2200" w:type="dxa"/>
@@ -5050,12 +4686,6 @@
         </w:tc>
       </w:tr>
       <w:tr>
-        <w:tblPrEx>
-          <w:tblCellMar>
-            <w:top w:w="0" w:type="dxa"/>
-            <w:bottom w:w="0" w:type="dxa"/>
-          </w:tblCellMar>
-        </w:tblPrEx>
         <w:tc>
           <w:tcPr>
             <w:tcW w:w="2200" w:type="dxa"/>
@@ -5156,12 +4786,6 @@
         <w:gridCol w:w="6826"/>
       </w:tblGrid>
       <w:tr>
-        <w:tblPrEx>
-          <w:tblCellMar>
-            <w:top w:w="0" w:type="dxa"/>
-            <w:bottom w:w="0" w:type="dxa"/>
-          </w:tblCellMar>
-        </w:tblPrEx>
         <w:tc>
           <w:tcPr>
             <w:tcW w:w="2200" w:type="dxa"/>
@@ -5229,12 +4853,6 @@
         </w:tc>
       </w:tr>
       <w:tr>
-        <w:tblPrEx>
-          <w:tblCellMar>
-            <w:top w:w="0" w:type="dxa"/>
-            <w:bottom w:w="0" w:type="dxa"/>
-          </w:tblCellMar>
-        </w:tblPrEx>
         <w:tc>
           <w:tcPr>
             <w:tcW w:w="2200" w:type="dxa"/>
@@ -5293,12 +4911,6 @@
         </w:tc>
       </w:tr>
       <w:tr>
-        <w:tblPrEx>
-          <w:tblCellMar>
-            <w:top w:w="0" w:type="dxa"/>
-            <w:bottom w:w="0" w:type="dxa"/>
-          </w:tblCellMar>
-        </w:tblPrEx>
         <w:tc>
           <w:tcPr>
             <w:tcW w:w="2200" w:type="dxa"/>
@@ -5357,12 +4969,6 @@
         </w:tc>
       </w:tr>
       <w:tr>
-        <w:tblPrEx>
-          <w:tblCellMar>
-            <w:top w:w="0" w:type="dxa"/>
-            <w:bottom w:w="0" w:type="dxa"/>
-          </w:tblCellMar>
-        </w:tblPrEx>
         <w:tc>
           <w:tcPr>
             <w:tcW w:w="2200" w:type="dxa"/>
@@ -5421,12 +5027,6 @@
         </w:tc>
       </w:tr>
       <w:tr>
-        <w:tblPrEx>
-          <w:tblCellMar>
-            <w:top w:w="0" w:type="dxa"/>
-            <w:bottom w:w="0" w:type="dxa"/>
-          </w:tblCellMar>
-        </w:tblPrEx>
         <w:tc>
           <w:tcPr>
             <w:tcW w:w="2200" w:type="dxa"/>
@@ -5485,12 +5085,6 @@
         </w:tc>
       </w:tr>
       <w:tr>
-        <w:tblPrEx>
-          <w:tblCellMar>
-            <w:top w:w="0" w:type="dxa"/>
-            <w:bottom w:w="0" w:type="dxa"/>
-          </w:tblCellMar>
-        </w:tblPrEx>
         <w:tc>
           <w:tcPr>
             <w:tcW w:w="2200" w:type="dxa"/>
@@ -5591,12 +5185,6 @@
         <w:gridCol w:w="6826"/>
       </w:tblGrid>
       <w:tr>
-        <w:tblPrEx>
-          <w:tblCellMar>
-            <w:top w:w="0" w:type="dxa"/>
-            <w:bottom w:w="0" w:type="dxa"/>
-          </w:tblCellMar>
-        </w:tblPrEx>
         <w:tc>
           <w:tcPr>
             <w:tcW w:w="2200" w:type="dxa"/>
@@ -5655,12 +5243,6 @@
         </w:tc>
       </w:tr>
       <w:tr>
-        <w:tblPrEx>
-          <w:tblCellMar>
-            <w:top w:w="0" w:type="dxa"/>
-            <w:bottom w:w="0" w:type="dxa"/>
-          </w:tblCellMar>
-        </w:tblPrEx>
         <w:tc>
           <w:tcPr>
             <w:tcW w:w="2200" w:type="dxa"/>
@@ -5767,12 +5349,6 @@
         </w:tc>
       </w:tr>
       <w:tr>
-        <w:tblPrEx>
-          <w:tblCellMar>
-            <w:top w:w="0" w:type="dxa"/>
-            <w:bottom w:w="0" w:type="dxa"/>
-          </w:tblCellMar>
-        </w:tblPrEx>
         <w:tc>
           <w:tcPr>
             <w:tcW w:w="2200" w:type="dxa"/>
@@ -5831,12 +5407,6 @@
         </w:tc>
       </w:tr>
       <w:tr>
-        <w:tblPrEx>
-          <w:tblCellMar>
-            <w:top w:w="0" w:type="dxa"/>
-            <w:bottom w:w="0" w:type="dxa"/>
-          </w:tblCellMar>
-        </w:tblPrEx>
         <w:tc>
           <w:tcPr>
             <w:tcW w:w="2200" w:type="dxa"/>
@@ -5911,12 +5481,6 @@
         </w:tc>
       </w:tr>
       <w:tr>
-        <w:tblPrEx>
-          <w:tblCellMar>
-            <w:top w:w="0" w:type="dxa"/>
-            <w:bottom w:w="0" w:type="dxa"/>
-          </w:tblCellMar>
-        </w:tblPrEx>
         <w:tc>
           <w:tcPr>
             <w:tcW w:w="2200" w:type="dxa"/>
@@ -5991,12 +5555,6 @@
         </w:tc>
       </w:tr>
       <w:tr>
-        <w:tblPrEx>
-          <w:tblCellMar>
-            <w:top w:w="0" w:type="dxa"/>
-            <w:bottom w:w="0" w:type="dxa"/>
-          </w:tblCellMar>
-        </w:tblPrEx>
         <w:tc>
           <w:tcPr>
             <w:tcW w:w="2200" w:type="dxa"/>
@@ -6097,12 +5655,6 @@
         <w:gridCol w:w="6826"/>
       </w:tblGrid>
       <w:tr>
-        <w:tblPrEx>
-          <w:tblCellMar>
-            <w:top w:w="0" w:type="dxa"/>
-            <w:bottom w:w="0" w:type="dxa"/>
-          </w:tblCellMar>
-        </w:tblPrEx>
         <w:tc>
           <w:tcPr>
             <w:tcW w:w="2200" w:type="dxa"/>
@@ -6162,12 +5714,6 @@
         </w:tc>
       </w:tr>
       <w:tr>
-        <w:tblPrEx>
-          <w:tblCellMar>
-            <w:top w:w="0" w:type="dxa"/>
-            <w:bottom w:w="0" w:type="dxa"/>
-          </w:tblCellMar>
-        </w:tblPrEx>
         <w:tc>
           <w:tcPr>
             <w:tcW w:w="2200" w:type="dxa"/>
@@ -6226,12 +5772,6 @@
         </w:tc>
       </w:tr>
       <w:tr>
-        <w:tblPrEx>
-          <w:tblCellMar>
-            <w:top w:w="0" w:type="dxa"/>
-            <w:bottom w:w="0" w:type="dxa"/>
-          </w:tblCellMar>
-        </w:tblPrEx>
         <w:tc>
           <w:tcPr>
             <w:tcW w:w="2200" w:type="dxa"/>
@@ -6290,12 +5830,6 @@
         </w:tc>
       </w:tr>
       <w:tr>
-        <w:tblPrEx>
-          <w:tblCellMar>
-            <w:top w:w="0" w:type="dxa"/>
-            <w:bottom w:w="0" w:type="dxa"/>
-          </w:tblCellMar>
-        </w:tblPrEx>
         <w:tc>
           <w:tcPr>
             <w:tcW w:w="2200" w:type="dxa"/>
@@ -6354,12 +5888,6 @@
         </w:tc>
       </w:tr>
       <w:tr>
-        <w:tblPrEx>
-          <w:tblCellMar>
-            <w:top w:w="0" w:type="dxa"/>
-            <w:bottom w:w="0" w:type="dxa"/>
-          </w:tblCellMar>
-        </w:tblPrEx>
         <w:tc>
           <w:tcPr>
             <w:tcW w:w="2200" w:type="dxa"/>
@@ -6466,12 +5994,6 @@
         </w:tc>
       </w:tr>
       <w:tr>
-        <w:tblPrEx>
-          <w:tblCellMar>
-            <w:top w:w="0" w:type="dxa"/>
-            <w:bottom w:w="0" w:type="dxa"/>
-          </w:tblCellMar>
-        </w:tblPrEx>
         <w:tc>
           <w:tcPr>
             <w:tcW w:w="2200" w:type="dxa"/>
@@ -6572,12 +6094,6 @@
         <w:gridCol w:w="6826"/>
       </w:tblGrid>
       <w:tr>
-        <w:tblPrEx>
-          <w:tblCellMar>
-            <w:top w:w="0" w:type="dxa"/>
-            <w:bottom w:w="0" w:type="dxa"/>
-          </w:tblCellMar>
-        </w:tblPrEx>
         <w:tc>
           <w:tcPr>
             <w:tcW w:w="2200" w:type="dxa"/>
@@ -6636,12 +6152,6 @@
         </w:tc>
       </w:tr>
       <w:tr>
-        <w:tblPrEx>
-          <w:tblCellMar>
-            <w:top w:w="0" w:type="dxa"/>
-            <w:bottom w:w="0" w:type="dxa"/>
-          </w:tblCellMar>
-        </w:tblPrEx>
         <w:tc>
           <w:tcPr>
             <w:tcW w:w="2200" w:type="dxa"/>
@@ -6716,12 +6226,6 @@
         </w:tc>
       </w:tr>
       <w:tr>
-        <w:tblPrEx>
-          <w:tblCellMar>
-            <w:top w:w="0" w:type="dxa"/>
-            <w:bottom w:w="0" w:type="dxa"/>
-          </w:tblCellMar>
-        </w:tblPrEx>
         <w:tc>
           <w:tcPr>
             <w:tcW w:w="2200" w:type="dxa"/>
@@ -6796,12 +6300,6 @@
         </w:tc>
       </w:tr>
       <w:tr>
-        <w:tblPrEx>
-          <w:tblCellMar>
-            <w:top w:w="0" w:type="dxa"/>
-            <w:bottom w:w="0" w:type="dxa"/>
-          </w:tblCellMar>
-        </w:tblPrEx>
         <w:tc>
           <w:tcPr>
             <w:tcW w:w="2200" w:type="dxa"/>
@@ -6885,12 +6383,6 @@
         </w:tc>
       </w:tr>
       <w:tr>
-        <w:tblPrEx>
-          <w:tblCellMar>
-            <w:top w:w="0" w:type="dxa"/>
-            <w:bottom w:w="0" w:type="dxa"/>
-          </w:tblCellMar>
-        </w:tblPrEx>
         <w:tc>
           <w:tcPr>
             <w:tcW w:w="2200" w:type="dxa"/>
@@ -6965,12 +6457,6 @@
         </w:tc>
       </w:tr>
       <w:tr>
-        <w:tblPrEx>
-          <w:tblCellMar>
-            <w:top w:w="0" w:type="dxa"/>
-            <w:bottom w:w="0" w:type="dxa"/>
-          </w:tblCellMar>
-        </w:tblPrEx>
         <w:tc>
           <w:tcPr>
             <w:tcW w:w="2200" w:type="dxa"/>
@@ -7092,12 +6578,6 @@
         <w:gridCol w:w="6526"/>
       </w:tblGrid>
       <w:tr>
-        <w:tblPrEx>
-          <w:tblCellMar>
-            <w:top w:w="0" w:type="dxa"/>
-            <w:bottom w:w="0" w:type="dxa"/>
-          </w:tblCellMar>
-        </w:tblPrEx>
         <w:tc>
           <w:tcPr>
             <w:tcW w:w="2500" w:type="dxa"/>
@@ -7158,12 +6638,6 @@
         </w:tc>
       </w:tr>
       <w:tr>
-        <w:tblPrEx>
-          <w:tblCellMar>
-            <w:top w:w="0" w:type="dxa"/>
-            <w:bottom w:w="0" w:type="dxa"/>
-          </w:tblCellMar>
-        </w:tblPrEx>
         <w:tc>
           <w:tcPr>
             <w:tcW w:w="2500" w:type="dxa"/>
@@ -7222,12 +6696,6 @@
         </w:tc>
       </w:tr>
       <w:tr>
-        <w:tblPrEx>
-          <w:tblCellMar>
-            <w:top w:w="0" w:type="dxa"/>
-            <w:bottom w:w="0" w:type="dxa"/>
-          </w:tblCellMar>
-        </w:tblPrEx>
         <w:tc>
           <w:tcPr>
             <w:tcW w:w="2500" w:type="dxa"/>
@@ -7295,12 +6763,6 @@
         </w:tc>
       </w:tr>
       <w:tr>
-        <w:tblPrEx>
-          <w:tblCellMar>
-            <w:top w:w="0" w:type="dxa"/>
-            <w:bottom w:w="0" w:type="dxa"/>
-          </w:tblCellMar>
-        </w:tblPrEx>
         <w:tc>
           <w:tcPr>
             <w:tcW w:w="2500" w:type="dxa"/>
@@ -7377,12 +6839,6 @@
         </w:tc>
       </w:tr>
       <w:tr>
-        <w:tblPrEx>
-          <w:tblCellMar>
-            <w:top w:w="0" w:type="dxa"/>
-            <w:bottom w:w="0" w:type="dxa"/>
-          </w:tblCellMar>
-        </w:tblPrEx>
         <w:tc>
           <w:tcPr>
             <w:tcW w:w="2500" w:type="dxa"/>
@@ -7430,32 +6886,33 @@
             </w:tcMar>
           </w:tcPr>
           <w:p>
+            <w:pPr>
+              <w:rPr>
+                <w:lang w:val="en-GB"/>
+              </w:rPr>
+            </w:pPr>
+            <w:r>
+              <w:rPr>
+                <w:sz w:val="20"/>
+                <w:szCs w:val="20"/>
+                <w:lang w:val="en-GB"/>
+              </w:rPr>
+              <w:t xml:space="preserve">MySQL via MAMP – database: </w:t>
+            </w:r>
             <w:proofErr w:type="spellStart"/>
             <w:r>
               <w:rPr>
                 <w:sz w:val="20"/>
                 <w:szCs w:val="20"/>
-              </w:rPr>
-              <w:t>MySQL</w:t>
+                <w:lang w:val="en-GB"/>
+              </w:rPr>
+              <w:t>luxedrive</w:t>
             </w:r>
             <w:proofErr w:type="spellEnd"/>
-            <w:r>
-              <w:rPr>
-                <w:sz w:val="20"/>
-                <w:szCs w:val="20"/>
-              </w:rPr>
-              <w:t xml:space="preserve"> via MAMP – database: luxedrive</w:t>
-            </w:r>
-          </w:p>
-        </w:tc>
-      </w:tr>
-      <w:tr>
-        <w:tblPrEx>
-          <w:tblCellMar>
-            <w:top w:w="0" w:type="dxa"/>
-            <w:bottom w:w="0" w:type="dxa"/>
-          </w:tblCellMar>
-        </w:tblPrEx>
+          </w:p>
+        </w:tc>
+      </w:tr>
+      <w:tr>
         <w:tc>
           <w:tcPr>
             <w:tcW w:w="2500" w:type="dxa"/>
@@ -7514,12 +6971,6 @@
         </w:tc>
       </w:tr>
       <w:tr>
-        <w:tblPrEx>
-          <w:tblCellMar>
-            <w:top w:w="0" w:type="dxa"/>
-            <w:bottom w:w="0" w:type="dxa"/>
-          </w:tblCellMar>
-        </w:tblPrEx>
         <w:tc>
           <w:tcPr>
             <w:tcW w:w="2500" w:type="dxa"/>
@@ -7615,12 +7066,6 @@
         <w:gridCol w:w="1526"/>
       </w:tblGrid>
       <w:tr>
-        <w:tblPrEx>
-          <w:tblCellMar>
-            <w:top w:w="0" w:type="dxa"/>
-            <w:bottom w:w="0" w:type="dxa"/>
-          </w:tblCellMar>
-        </w:tblPrEx>
         <w:tc>
           <w:tcPr>
             <w:tcW w:w="3500" w:type="dxa"/>
@@ -7739,12 +7184,6 @@
         </w:tc>
       </w:tr>
       <w:tr>
-        <w:tblPrEx>
-          <w:tblCellMar>
-            <w:top w:w="0" w:type="dxa"/>
-            <w:bottom w:w="0" w:type="dxa"/>
-          </w:tblCellMar>
-        </w:tblPrEx>
         <w:tc>
           <w:tcPr>
             <w:tcW w:w="3500" w:type="dxa"/>
@@ -7809,274 +7248,258 @@
             </w:tcMar>
           </w:tcPr>
           <w:p>
+            <w:r>
+              <w:rPr>
+                <w:sz w:val="20"/>
+                <w:szCs w:val="20"/>
+              </w:rPr>
+              <w:t>Abasin</w:t>
+            </w:r>
+          </w:p>
+        </w:tc>
+        <w:tc>
+          <w:tcPr>
+            <w:tcW w:w="2000" w:type="dxa"/>
+            <w:tcBorders>
+              <w:top w:val="single" w:sz="4" w:space="0" w:color="CCCCCC"/>
+              <w:left w:val="single" w:sz="4" w:space="0" w:color="CCCCCC"/>
+              <w:bottom w:val="single" w:sz="4" w:space="0" w:color="CCCCCC"/>
+              <w:right w:val="single" w:sz="4" w:space="0" w:color="CCCCCC"/>
+            </w:tcBorders>
+            <w:shd w:val="clear" w:color="auto" w:fill="FFFFFF"/>
+            <w:tcMar>
+              <w:top w:w="80" w:type="dxa"/>
+              <w:left w:w="120" w:type="dxa"/>
+              <w:bottom w:w="80" w:type="dxa"/>
+              <w:right w:w="120" w:type="dxa"/>
+            </w:tcMar>
+          </w:tcPr>
+          <w:p>
+            <w:r>
+              <w:rPr>
+                <w:sz w:val="20"/>
+                <w:szCs w:val="20"/>
+              </w:rPr>
+              <w:t>12 juni 2026</w:t>
+            </w:r>
+          </w:p>
+        </w:tc>
+        <w:tc>
+          <w:tcPr>
+            <w:tcW w:w="1526" w:type="dxa"/>
+            <w:tcBorders>
+              <w:top w:val="single" w:sz="4" w:space="0" w:color="CCCCCC"/>
+              <w:left w:val="single" w:sz="4" w:space="0" w:color="CCCCCC"/>
+              <w:bottom w:val="single" w:sz="4" w:space="0" w:color="CCCCCC"/>
+              <w:right w:val="single" w:sz="4" w:space="0" w:color="CCCCCC"/>
+            </w:tcBorders>
+            <w:shd w:val="clear" w:color="auto" w:fill="FFFFFF"/>
+            <w:tcMar>
+              <w:top w:w="80" w:type="dxa"/>
+              <w:left w:w="120" w:type="dxa"/>
+              <w:bottom w:w="80" w:type="dxa"/>
+              <w:right w:w="120" w:type="dxa"/>
+            </w:tcMar>
+          </w:tcPr>
+          <w:p>
+            <w:r>
+              <w:rPr>
+                <w:sz w:val="20"/>
+                <w:szCs w:val="20"/>
+              </w:rPr>
+              <w:t>30 min</w:t>
+            </w:r>
+          </w:p>
+        </w:tc>
+      </w:tr>
+      <w:tr>
+        <w:tc>
+          <w:tcPr>
+            <w:tcW w:w="3500" w:type="dxa"/>
+            <w:tcBorders>
+              <w:top w:val="single" w:sz="4" w:space="0" w:color="CCCCCC"/>
+              <w:left w:val="single" w:sz="4" w:space="0" w:color="CCCCCC"/>
+              <w:bottom w:val="single" w:sz="4" w:space="0" w:color="CCCCCC"/>
+              <w:right w:val="single" w:sz="4" w:space="0" w:color="CCCCCC"/>
+            </w:tcBorders>
+            <w:shd w:val="clear" w:color="auto" w:fill="FFFFFF"/>
+            <w:tcMar>
+              <w:top w:w="80" w:type="dxa"/>
+              <w:left w:w="120" w:type="dxa"/>
+              <w:bottom w:w="80" w:type="dxa"/>
+              <w:right w:w="120" w:type="dxa"/>
+            </w:tcMar>
+          </w:tcPr>
+          <w:p>
+            <w:r>
+              <w:rPr>
+                <w:sz w:val="20"/>
+                <w:szCs w:val="20"/>
+              </w:rPr>
+              <w:t xml:space="preserve">Next.js </w:t>
+            </w:r>
             <w:proofErr w:type="spellStart"/>
             <w:r>
               <w:rPr>
                 <w:sz w:val="20"/>
                 <w:szCs w:val="20"/>
               </w:rPr>
+              <w:t>frontend</w:t>
+            </w:r>
+            <w:proofErr w:type="spellEnd"/>
+            <w:r>
+              <w:rPr>
+                <w:sz w:val="20"/>
+                <w:szCs w:val="20"/>
+              </w:rPr>
+              <w:t xml:space="preserve"> opstarten</w:t>
+            </w:r>
+          </w:p>
+        </w:tc>
+        <w:tc>
+          <w:tcPr>
+            <w:tcW w:w="2000" w:type="dxa"/>
+            <w:tcBorders>
+              <w:top w:val="single" w:sz="4" w:space="0" w:color="CCCCCC"/>
+              <w:left w:val="single" w:sz="4" w:space="0" w:color="CCCCCC"/>
+              <w:bottom w:val="single" w:sz="4" w:space="0" w:color="CCCCCC"/>
+              <w:right w:val="single" w:sz="4" w:space="0" w:color="CCCCCC"/>
+            </w:tcBorders>
+            <w:shd w:val="clear" w:color="auto" w:fill="FFFFFF"/>
+            <w:tcMar>
+              <w:top w:w="80" w:type="dxa"/>
+              <w:left w:w="120" w:type="dxa"/>
+              <w:bottom w:w="80" w:type="dxa"/>
+              <w:right w:w="120" w:type="dxa"/>
+            </w:tcMar>
+          </w:tcPr>
+          <w:p>
+            <w:r>
+              <w:rPr>
+                <w:sz w:val="20"/>
+                <w:szCs w:val="20"/>
+              </w:rPr>
+              <w:t>Marco</w:t>
+            </w:r>
+          </w:p>
+        </w:tc>
+        <w:tc>
+          <w:tcPr>
+            <w:tcW w:w="2000" w:type="dxa"/>
+            <w:tcBorders>
+              <w:top w:val="single" w:sz="4" w:space="0" w:color="CCCCCC"/>
+              <w:left w:val="single" w:sz="4" w:space="0" w:color="CCCCCC"/>
+              <w:bottom w:val="single" w:sz="4" w:space="0" w:color="CCCCCC"/>
+              <w:right w:val="single" w:sz="4" w:space="0" w:color="CCCCCC"/>
+            </w:tcBorders>
+            <w:shd w:val="clear" w:color="auto" w:fill="FFFFFF"/>
+            <w:tcMar>
+              <w:top w:w="80" w:type="dxa"/>
+              <w:left w:w="120" w:type="dxa"/>
+              <w:bottom w:w="80" w:type="dxa"/>
+              <w:right w:w="120" w:type="dxa"/>
+            </w:tcMar>
+          </w:tcPr>
+          <w:p>
+            <w:r>
+              <w:rPr>
+                <w:sz w:val="20"/>
+                <w:szCs w:val="20"/>
+              </w:rPr>
+              <w:t>12 juni 2026</w:t>
+            </w:r>
+          </w:p>
+        </w:tc>
+        <w:tc>
+          <w:tcPr>
+            <w:tcW w:w="1526" w:type="dxa"/>
+            <w:tcBorders>
+              <w:top w:val="single" w:sz="4" w:space="0" w:color="CCCCCC"/>
+              <w:left w:val="single" w:sz="4" w:space="0" w:color="CCCCCC"/>
+              <w:bottom w:val="single" w:sz="4" w:space="0" w:color="CCCCCC"/>
+              <w:right w:val="single" w:sz="4" w:space="0" w:color="CCCCCC"/>
+            </w:tcBorders>
+            <w:shd w:val="clear" w:color="auto" w:fill="FFFFFF"/>
+            <w:tcMar>
+              <w:top w:w="80" w:type="dxa"/>
+              <w:left w:w="120" w:type="dxa"/>
+              <w:bottom w:w="80" w:type="dxa"/>
+              <w:right w:w="120" w:type="dxa"/>
+            </w:tcMar>
+          </w:tcPr>
+          <w:p>
+            <w:r>
+              <w:rPr>
+                <w:sz w:val="20"/>
+                <w:szCs w:val="20"/>
+              </w:rPr>
+              <w:t>15 min</w:t>
+            </w:r>
+          </w:p>
+        </w:tc>
+      </w:tr>
+      <w:tr>
+        <w:tc>
+          <w:tcPr>
+            <w:tcW w:w="3500" w:type="dxa"/>
+            <w:tcBorders>
+              <w:top w:val="single" w:sz="4" w:space="0" w:color="CCCCCC"/>
+              <w:left w:val="single" w:sz="4" w:space="0" w:color="CCCCCC"/>
+              <w:bottom w:val="single" w:sz="4" w:space="0" w:color="CCCCCC"/>
+              <w:right w:val="single" w:sz="4" w:space="0" w:color="CCCCCC"/>
+            </w:tcBorders>
+            <w:shd w:val="clear" w:color="auto" w:fill="FFFFFF"/>
+            <w:tcMar>
+              <w:top w:w="80" w:type="dxa"/>
+              <w:left w:w="120" w:type="dxa"/>
+              <w:bottom w:w="80" w:type="dxa"/>
+              <w:right w:w="120" w:type="dxa"/>
+            </w:tcMar>
+          </w:tcPr>
+          <w:p>
+            <w:r>
+              <w:rPr>
+                <w:sz w:val="20"/>
+                <w:szCs w:val="20"/>
+              </w:rPr>
+              <w:t xml:space="preserve">Testdata controleren in </w:t>
+            </w:r>
+            <w:proofErr w:type="spellStart"/>
+            <w:r>
+              <w:rPr>
+                <w:sz w:val="20"/>
+                <w:szCs w:val="20"/>
+              </w:rPr>
+              <w:t>phpMyAdmin</w:t>
+            </w:r>
+            <w:proofErr w:type="spellEnd"/>
+          </w:p>
+        </w:tc>
+        <w:tc>
+          <w:tcPr>
+            <w:tcW w:w="2000" w:type="dxa"/>
+            <w:tcBorders>
+              <w:top w:val="single" w:sz="4" w:space="0" w:color="CCCCCC"/>
+              <w:left w:val="single" w:sz="4" w:space="0" w:color="CCCCCC"/>
+              <w:bottom w:val="single" w:sz="4" w:space="0" w:color="CCCCCC"/>
+              <w:right w:val="single" w:sz="4" w:space="0" w:color="CCCCCC"/>
+            </w:tcBorders>
+            <w:shd w:val="clear" w:color="auto" w:fill="FFFFFF"/>
+            <w:tcMar>
+              <w:top w:w="80" w:type="dxa"/>
+              <w:left w:w="120" w:type="dxa"/>
+              <w:bottom w:w="80" w:type="dxa"/>
+              <w:right w:w="120" w:type="dxa"/>
+            </w:tcMar>
+          </w:tcPr>
+          <w:p>
+            <w:r>
+              <w:rPr>
+                <w:sz w:val="20"/>
+                <w:szCs w:val="20"/>
+              </w:rPr>
               <w:t>Abasin</w:t>
             </w:r>
-            <w:proofErr w:type="spellEnd"/>
-          </w:p>
-        </w:tc>
-        <w:tc>
-          <w:tcPr>
-            <w:tcW w:w="2000" w:type="dxa"/>
-            <w:tcBorders>
-              <w:top w:val="single" w:sz="4" w:space="0" w:color="CCCCCC"/>
-              <w:left w:val="single" w:sz="4" w:space="0" w:color="CCCCCC"/>
-              <w:bottom w:val="single" w:sz="4" w:space="0" w:color="CCCCCC"/>
-              <w:right w:val="single" w:sz="4" w:space="0" w:color="CCCCCC"/>
-            </w:tcBorders>
-            <w:shd w:val="clear" w:color="auto" w:fill="FFFFFF"/>
-            <w:tcMar>
-              <w:top w:w="80" w:type="dxa"/>
-              <w:left w:w="120" w:type="dxa"/>
-              <w:bottom w:w="80" w:type="dxa"/>
-              <w:right w:w="120" w:type="dxa"/>
-            </w:tcMar>
-          </w:tcPr>
-          <w:p>
-            <w:r>
-              <w:rPr>
-                <w:sz w:val="20"/>
-                <w:szCs w:val="20"/>
-              </w:rPr>
-              <w:t>12 juni 2026</w:t>
-            </w:r>
-          </w:p>
-        </w:tc>
-        <w:tc>
-          <w:tcPr>
-            <w:tcW w:w="1526" w:type="dxa"/>
-            <w:tcBorders>
-              <w:top w:val="single" w:sz="4" w:space="0" w:color="CCCCCC"/>
-              <w:left w:val="single" w:sz="4" w:space="0" w:color="CCCCCC"/>
-              <w:bottom w:val="single" w:sz="4" w:space="0" w:color="CCCCCC"/>
-              <w:right w:val="single" w:sz="4" w:space="0" w:color="CCCCCC"/>
-            </w:tcBorders>
-            <w:shd w:val="clear" w:color="auto" w:fill="FFFFFF"/>
-            <w:tcMar>
-              <w:top w:w="80" w:type="dxa"/>
-              <w:left w:w="120" w:type="dxa"/>
-              <w:bottom w:w="80" w:type="dxa"/>
-              <w:right w:w="120" w:type="dxa"/>
-            </w:tcMar>
-          </w:tcPr>
-          <w:p>
-            <w:r>
-              <w:rPr>
-                <w:sz w:val="20"/>
-                <w:szCs w:val="20"/>
-              </w:rPr>
-              <w:t>30 min</w:t>
-            </w:r>
-          </w:p>
-        </w:tc>
-      </w:tr>
-      <w:tr>
-        <w:tblPrEx>
-          <w:tblCellMar>
-            <w:top w:w="0" w:type="dxa"/>
-            <w:bottom w:w="0" w:type="dxa"/>
-          </w:tblCellMar>
-        </w:tblPrEx>
-        <w:tc>
-          <w:tcPr>
-            <w:tcW w:w="3500" w:type="dxa"/>
-            <w:tcBorders>
-              <w:top w:val="single" w:sz="4" w:space="0" w:color="CCCCCC"/>
-              <w:left w:val="single" w:sz="4" w:space="0" w:color="CCCCCC"/>
-              <w:bottom w:val="single" w:sz="4" w:space="0" w:color="CCCCCC"/>
-              <w:right w:val="single" w:sz="4" w:space="0" w:color="CCCCCC"/>
-            </w:tcBorders>
-            <w:shd w:val="clear" w:color="auto" w:fill="FFFFFF"/>
-            <w:tcMar>
-              <w:top w:w="80" w:type="dxa"/>
-              <w:left w:w="120" w:type="dxa"/>
-              <w:bottom w:w="80" w:type="dxa"/>
-              <w:right w:w="120" w:type="dxa"/>
-            </w:tcMar>
-          </w:tcPr>
-          <w:p>
-            <w:r>
-              <w:rPr>
-                <w:sz w:val="20"/>
-                <w:szCs w:val="20"/>
-              </w:rPr>
-              <w:t xml:space="preserve">Next.js </w:t>
-            </w:r>
-            <w:proofErr w:type="spellStart"/>
-            <w:r>
-              <w:rPr>
-                <w:sz w:val="20"/>
-                <w:szCs w:val="20"/>
-              </w:rPr>
-              <w:t>frontend</w:t>
-            </w:r>
-            <w:proofErr w:type="spellEnd"/>
-            <w:r>
-              <w:rPr>
-                <w:sz w:val="20"/>
-                <w:szCs w:val="20"/>
-              </w:rPr>
-              <w:t xml:space="preserve"> opstarten</w:t>
-            </w:r>
-          </w:p>
-        </w:tc>
-        <w:tc>
-          <w:tcPr>
-            <w:tcW w:w="2000" w:type="dxa"/>
-            <w:tcBorders>
-              <w:top w:val="single" w:sz="4" w:space="0" w:color="CCCCCC"/>
-              <w:left w:val="single" w:sz="4" w:space="0" w:color="CCCCCC"/>
-              <w:bottom w:val="single" w:sz="4" w:space="0" w:color="CCCCCC"/>
-              <w:right w:val="single" w:sz="4" w:space="0" w:color="CCCCCC"/>
-            </w:tcBorders>
-            <w:shd w:val="clear" w:color="auto" w:fill="FFFFFF"/>
-            <w:tcMar>
-              <w:top w:w="80" w:type="dxa"/>
-              <w:left w:w="120" w:type="dxa"/>
-              <w:bottom w:w="80" w:type="dxa"/>
-              <w:right w:w="120" w:type="dxa"/>
-            </w:tcMar>
-          </w:tcPr>
-          <w:p>
-            <w:r>
-              <w:rPr>
-                <w:sz w:val="20"/>
-                <w:szCs w:val="20"/>
-              </w:rPr>
-              <w:t>Marco</w:t>
-            </w:r>
-          </w:p>
-        </w:tc>
-        <w:tc>
-          <w:tcPr>
-            <w:tcW w:w="2000" w:type="dxa"/>
-            <w:tcBorders>
-              <w:top w:val="single" w:sz="4" w:space="0" w:color="CCCCCC"/>
-              <w:left w:val="single" w:sz="4" w:space="0" w:color="CCCCCC"/>
-              <w:bottom w:val="single" w:sz="4" w:space="0" w:color="CCCCCC"/>
-              <w:right w:val="single" w:sz="4" w:space="0" w:color="CCCCCC"/>
-            </w:tcBorders>
-            <w:shd w:val="clear" w:color="auto" w:fill="FFFFFF"/>
-            <w:tcMar>
-              <w:top w:w="80" w:type="dxa"/>
-              <w:left w:w="120" w:type="dxa"/>
-              <w:bottom w:w="80" w:type="dxa"/>
-              <w:right w:w="120" w:type="dxa"/>
-            </w:tcMar>
-          </w:tcPr>
-          <w:p>
-            <w:r>
-              <w:rPr>
-                <w:sz w:val="20"/>
-                <w:szCs w:val="20"/>
-              </w:rPr>
-              <w:t>12 juni 2026</w:t>
-            </w:r>
-          </w:p>
-        </w:tc>
-        <w:tc>
-          <w:tcPr>
-            <w:tcW w:w="1526" w:type="dxa"/>
-            <w:tcBorders>
-              <w:top w:val="single" w:sz="4" w:space="0" w:color="CCCCCC"/>
-              <w:left w:val="single" w:sz="4" w:space="0" w:color="CCCCCC"/>
-              <w:bottom w:val="single" w:sz="4" w:space="0" w:color="CCCCCC"/>
-              <w:right w:val="single" w:sz="4" w:space="0" w:color="CCCCCC"/>
-            </w:tcBorders>
-            <w:shd w:val="clear" w:color="auto" w:fill="FFFFFF"/>
-            <w:tcMar>
-              <w:top w:w="80" w:type="dxa"/>
-              <w:left w:w="120" w:type="dxa"/>
-              <w:bottom w:w="80" w:type="dxa"/>
-              <w:right w:w="120" w:type="dxa"/>
-            </w:tcMar>
-          </w:tcPr>
-          <w:p>
-            <w:r>
-              <w:rPr>
-                <w:sz w:val="20"/>
-                <w:szCs w:val="20"/>
-              </w:rPr>
-              <w:t>15 min</w:t>
-            </w:r>
-          </w:p>
-        </w:tc>
-      </w:tr>
-      <w:tr>
-        <w:tblPrEx>
-          <w:tblCellMar>
-            <w:top w:w="0" w:type="dxa"/>
-            <w:bottom w:w="0" w:type="dxa"/>
-          </w:tblCellMar>
-        </w:tblPrEx>
-        <w:tc>
-          <w:tcPr>
-            <w:tcW w:w="3500" w:type="dxa"/>
-            <w:tcBorders>
-              <w:top w:val="single" w:sz="4" w:space="0" w:color="CCCCCC"/>
-              <w:left w:val="single" w:sz="4" w:space="0" w:color="CCCCCC"/>
-              <w:bottom w:val="single" w:sz="4" w:space="0" w:color="CCCCCC"/>
-              <w:right w:val="single" w:sz="4" w:space="0" w:color="CCCCCC"/>
-            </w:tcBorders>
-            <w:shd w:val="clear" w:color="auto" w:fill="FFFFFF"/>
-            <w:tcMar>
-              <w:top w:w="80" w:type="dxa"/>
-              <w:left w:w="120" w:type="dxa"/>
-              <w:bottom w:w="80" w:type="dxa"/>
-              <w:right w:w="120" w:type="dxa"/>
-            </w:tcMar>
-          </w:tcPr>
-          <w:p>
-            <w:r>
-              <w:rPr>
-                <w:sz w:val="20"/>
-                <w:szCs w:val="20"/>
-              </w:rPr>
-              <w:t xml:space="preserve">Testdata controleren in </w:t>
-            </w:r>
-            <w:proofErr w:type="spellStart"/>
-            <w:r>
-              <w:rPr>
-                <w:sz w:val="20"/>
-                <w:szCs w:val="20"/>
-              </w:rPr>
-              <w:t>phpMyAdmin</w:t>
-            </w:r>
-            <w:proofErr w:type="spellEnd"/>
-          </w:p>
-        </w:tc>
-        <w:tc>
-          <w:tcPr>
-            <w:tcW w:w="2000" w:type="dxa"/>
-            <w:tcBorders>
-              <w:top w:val="single" w:sz="4" w:space="0" w:color="CCCCCC"/>
-              <w:left w:val="single" w:sz="4" w:space="0" w:color="CCCCCC"/>
-              <w:bottom w:val="single" w:sz="4" w:space="0" w:color="CCCCCC"/>
-              <w:right w:val="single" w:sz="4" w:space="0" w:color="CCCCCC"/>
-            </w:tcBorders>
-            <w:shd w:val="clear" w:color="auto" w:fill="FFFFFF"/>
-            <w:tcMar>
-              <w:top w:w="80" w:type="dxa"/>
-              <w:left w:w="120" w:type="dxa"/>
-              <w:bottom w:w="80" w:type="dxa"/>
-              <w:right w:w="120" w:type="dxa"/>
-            </w:tcMar>
-          </w:tcPr>
-          <w:p>
-            <w:proofErr w:type="spellStart"/>
-            <w:r>
-              <w:rPr>
-                <w:sz w:val="20"/>
-                <w:szCs w:val="20"/>
-              </w:rPr>
-              <w:t>Abasin</w:t>
-            </w:r>
-            <w:proofErr w:type="spellEnd"/>
           </w:p>
         </w:tc>
         <w:tc>
@@ -8172,12 +7595,6 @@
         <w:gridCol w:w="1826"/>
       </w:tblGrid>
       <w:tr>
-        <w:tblPrEx>
-          <w:tblCellMar>
-            <w:top w:w="0" w:type="dxa"/>
-            <w:bottom w:w="0" w:type="dxa"/>
-          </w:tblCellMar>
-        </w:tblPrEx>
         <w:tc>
           <w:tcPr>
             <w:tcW w:w="3200" w:type="dxa"/>
@@ -8296,12 +7713,6 @@
         </w:tc>
       </w:tr>
       <w:tr>
-        <w:tblPrEx>
-          <w:tblCellMar>
-            <w:top w:w="0" w:type="dxa"/>
-            <w:bottom w:w="0" w:type="dxa"/>
-          </w:tblCellMar>
-        </w:tblPrEx>
         <w:tc>
           <w:tcPr>
             <w:tcW w:w="3200" w:type="dxa"/>
@@ -8352,17 +7763,237 @@
                 <w:sz w:val="20"/>
                 <w:szCs w:val="20"/>
               </w:rPr>
-              <w:t xml:space="preserve">Marco &amp; </w:t>
-            </w:r>
+              <w:t>Marco &amp; Abasin</w:t>
+            </w:r>
+          </w:p>
+        </w:tc>
+        <w:tc>
+          <w:tcPr>
+            <w:tcW w:w="2000" w:type="dxa"/>
+            <w:tcBorders>
+              <w:top w:val="single" w:sz="4" w:space="0" w:color="CCCCCC"/>
+              <w:left w:val="single" w:sz="4" w:space="0" w:color="CCCCCC"/>
+              <w:bottom w:val="single" w:sz="4" w:space="0" w:color="CCCCCC"/>
+              <w:right w:val="single" w:sz="4" w:space="0" w:color="CCCCCC"/>
+            </w:tcBorders>
+            <w:shd w:val="clear" w:color="auto" w:fill="FFFFFF"/>
+            <w:tcMar>
+              <w:top w:w="80" w:type="dxa"/>
+              <w:left w:w="120" w:type="dxa"/>
+              <w:bottom w:w="80" w:type="dxa"/>
+              <w:right w:w="120" w:type="dxa"/>
+            </w:tcMar>
+          </w:tcPr>
+          <w:p>
+            <w:r>
+              <w:rPr>
+                <w:sz w:val="20"/>
+                <w:szCs w:val="20"/>
+              </w:rPr>
+              <w:t>12 juni 2026</w:t>
+            </w:r>
+          </w:p>
+        </w:tc>
+        <w:tc>
+          <w:tcPr>
+            <w:tcW w:w="1826" w:type="dxa"/>
+            <w:tcBorders>
+              <w:top w:val="single" w:sz="4" w:space="0" w:color="CCCCCC"/>
+              <w:left w:val="single" w:sz="4" w:space="0" w:color="CCCCCC"/>
+              <w:bottom w:val="single" w:sz="4" w:space="0" w:color="CCCCCC"/>
+              <w:right w:val="single" w:sz="4" w:space="0" w:color="CCCCCC"/>
+            </w:tcBorders>
+            <w:shd w:val="clear" w:color="auto" w:fill="FFFFFF"/>
+            <w:tcMar>
+              <w:top w:w="80" w:type="dxa"/>
+              <w:left w:w="120" w:type="dxa"/>
+              <w:bottom w:w="80" w:type="dxa"/>
+              <w:right w:w="120" w:type="dxa"/>
+            </w:tcMar>
+          </w:tcPr>
+          <w:p>
+            <w:r>
+              <w:rPr>
+                <w:sz w:val="20"/>
+                <w:szCs w:val="20"/>
+              </w:rPr>
+              <w:t>45 min</w:t>
+            </w:r>
+          </w:p>
+        </w:tc>
+      </w:tr>
+      <w:tr>
+        <w:tc>
+          <w:tcPr>
+            <w:tcW w:w="3200" w:type="dxa"/>
+            <w:tcBorders>
+              <w:top w:val="single" w:sz="4" w:space="0" w:color="CCCCCC"/>
+              <w:left w:val="single" w:sz="4" w:space="0" w:color="CCCCCC"/>
+              <w:bottom w:val="single" w:sz="4" w:space="0" w:color="CCCCCC"/>
+              <w:right w:val="single" w:sz="4" w:space="0" w:color="CCCCCC"/>
+            </w:tcBorders>
+            <w:shd w:val="clear" w:color="auto" w:fill="FFFFFF"/>
+            <w:tcMar>
+              <w:top w:w="80" w:type="dxa"/>
+              <w:left w:w="120" w:type="dxa"/>
+              <w:bottom w:w="80" w:type="dxa"/>
+              <w:right w:w="120" w:type="dxa"/>
+            </w:tcMar>
+          </w:tcPr>
+          <w:p>
+            <w:r>
+              <w:rPr>
+                <w:sz w:val="20"/>
+                <w:szCs w:val="20"/>
+              </w:rPr>
+              <w:t>Detailpagina</w:t>
+            </w:r>
+          </w:p>
+        </w:tc>
+        <w:tc>
+          <w:tcPr>
+            <w:tcW w:w="2000" w:type="dxa"/>
+            <w:tcBorders>
+              <w:top w:val="single" w:sz="4" w:space="0" w:color="CCCCCC"/>
+              <w:left w:val="single" w:sz="4" w:space="0" w:color="CCCCCC"/>
+              <w:bottom w:val="single" w:sz="4" w:space="0" w:color="CCCCCC"/>
+              <w:right w:val="single" w:sz="4" w:space="0" w:color="CCCCCC"/>
+            </w:tcBorders>
+            <w:shd w:val="clear" w:color="auto" w:fill="FFFFFF"/>
+            <w:tcMar>
+              <w:top w:w="80" w:type="dxa"/>
+              <w:left w:w="120" w:type="dxa"/>
+              <w:bottom w:w="80" w:type="dxa"/>
+              <w:right w:w="120" w:type="dxa"/>
+            </w:tcMar>
+          </w:tcPr>
+          <w:p>
+            <w:r>
+              <w:rPr>
+                <w:sz w:val="20"/>
+                <w:szCs w:val="20"/>
+              </w:rPr>
+              <w:t>Marco</w:t>
+            </w:r>
+          </w:p>
+        </w:tc>
+        <w:tc>
+          <w:tcPr>
+            <w:tcW w:w="2000" w:type="dxa"/>
+            <w:tcBorders>
+              <w:top w:val="single" w:sz="4" w:space="0" w:color="CCCCCC"/>
+              <w:left w:val="single" w:sz="4" w:space="0" w:color="CCCCCC"/>
+              <w:bottom w:val="single" w:sz="4" w:space="0" w:color="CCCCCC"/>
+              <w:right w:val="single" w:sz="4" w:space="0" w:color="CCCCCC"/>
+            </w:tcBorders>
+            <w:shd w:val="clear" w:color="auto" w:fill="FFFFFF"/>
+            <w:tcMar>
+              <w:top w:w="80" w:type="dxa"/>
+              <w:left w:w="120" w:type="dxa"/>
+              <w:bottom w:w="80" w:type="dxa"/>
+              <w:right w:w="120" w:type="dxa"/>
+            </w:tcMar>
+          </w:tcPr>
+          <w:p>
+            <w:r>
+              <w:rPr>
+                <w:sz w:val="20"/>
+                <w:szCs w:val="20"/>
+              </w:rPr>
+              <w:t>12 juni 2026</w:t>
+            </w:r>
+          </w:p>
+        </w:tc>
+        <w:tc>
+          <w:tcPr>
+            <w:tcW w:w="1826" w:type="dxa"/>
+            <w:tcBorders>
+              <w:top w:val="single" w:sz="4" w:space="0" w:color="CCCCCC"/>
+              <w:left w:val="single" w:sz="4" w:space="0" w:color="CCCCCC"/>
+              <w:bottom w:val="single" w:sz="4" w:space="0" w:color="CCCCCC"/>
+              <w:right w:val="single" w:sz="4" w:space="0" w:color="CCCCCC"/>
+            </w:tcBorders>
+            <w:shd w:val="clear" w:color="auto" w:fill="FFFFFF"/>
+            <w:tcMar>
+              <w:top w:w="80" w:type="dxa"/>
+              <w:left w:w="120" w:type="dxa"/>
+              <w:bottom w:w="80" w:type="dxa"/>
+              <w:right w:w="120" w:type="dxa"/>
+            </w:tcMar>
+          </w:tcPr>
+          <w:p>
+            <w:r>
+              <w:rPr>
+                <w:sz w:val="20"/>
+                <w:szCs w:val="20"/>
+              </w:rPr>
+              <w:t>20 min</w:t>
+            </w:r>
+          </w:p>
+        </w:tc>
+      </w:tr>
+      <w:tr>
+        <w:tc>
+          <w:tcPr>
+            <w:tcW w:w="3200" w:type="dxa"/>
+            <w:tcBorders>
+              <w:top w:val="single" w:sz="4" w:space="0" w:color="CCCCCC"/>
+              <w:left w:val="single" w:sz="4" w:space="0" w:color="CCCCCC"/>
+              <w:bottom w:val="single" w:sz="4" w:space="0" w:color="CCCCCC"/>
+              <w:right w:val="single" w:sz="4" w:space="0" w:color="CCCCCC"/>
+            </w:tcBorders>
+            <w:shd w:val="clear" w:color="auto" w:fill="FFFFFF"/>
+            <w:tcMar>
+              <w:top w:w="80" w:type="dxa"/>
+              <w:left w:w="120" w:type="dxa"/>
+              <w:bottom w:w="80" w:type="dxa"/>
+              <w:right w:w="120" w:type="dxa"/>
+            </w:tcMar>
+          </w:tcPr>
+          <w:p>
             <w:proofErr w:type="spellStart"/>
             <w:r>
               <w:rPr>
                 <w:sz w:val="20"/>
                 <w:szCs w:val="20"/>
               </w:rPr>
+              <w:t>Admin</w:t>
+            </w:r>
+            <w:proofErr w:type="spellEnd"/>
+            <w:r>
+              <w:rPr>
+                <w:sz w:val="20"/>
+                <w:szCs w:val="20"/>
+              </w:rPr>
+              <w:t xml:space="preserve"> login &amp; beveiliging</w:t>
+            </w:r>
+          </w:p>
+        </w:tc>
+        <w:tc>
+          <w:tcPr>
+            <w:tcW w:w="2000" w:type="dxa"/>
+            <w:tcBorders>
+              <w:top w:val="single" w:sz="4" w:space="0" w:color="CCCCCC"/>
+              <w:left w:val="single" w:sz="4" w:space="0" w:color="CCCCCC"/>
+              <w:bottom w:val="single" w:sz="4" w:space="0" w:color="CCCCCC"/>
+              <w:right w:val="single" w:sz="4" w:space="0" w:color="CCCCCC"/>
+            </w:tcBorders>
+            <w:shd w:val="clear" w:color="auto" w:fill="FFFFFF"/>
+            <w:tcMar>
+              <w:top w:w="80" w:type="dxa"/>
+              <w:left w:w="120" w:type="dxa"/>
+              <w:bottom w:w="80" w:type="dxa"/>
+              <w:right w:w="120" w:type="dxa"/>
+            </w:tcMar>
+          </w:tcPr>
+          <w:p>
+            <w:r>
+              <w:rPr>
+                <w:sz w:val="20"/>
+                <w:szCs w:val="20"/>
+              </w:rPr>
               <w:t>Abasin</w:t>
             </w:r>
-            <w:proofErr w:type="spellEnd"/>
           </w:p>
         </w:tc>
         <w:tc>
@@ -8415,386 +8046,122 @@
                 <w:sz w:val="20"/>
                 <w:szCs w:val="20"/>
               </w:rPr>
+              <w:t>30 min</w:t>
+            </w:r>
+          </w:p>
+        </w:tc>
+      </w:tr>
+      <w:tr>
+        <w:tc>
+          <w:tcPr>
+            <w:tcW w:w="3200" w:type="dxa"/>
+            <w:tcBorders>
+              <w:top w:val="single" w:sz="4" w:space="0" w:color="CCCCCC"/>
+              <w:left w:val="single" w:sz="4" w:space="0" w:color="CCCCCC"/>
+              <w:bottom w:val="single" w:sz="4" w:space="0" w:color="CCCCCC"/>
+              <w:right w:val="single" w:sz="4" w:space="0" w:color="CCCCCC"/>
+            </w:tcBorders>
+            <w:shd w:val="clear" w:color="auto" w:fill="FFFFFF"/>
+            <w:tcMar>
+              <w:top w:w="80" w:type="dxa"/>
+              <w:left w:w="120" w:type="dxa"/>
+              <w:bottom w:w="80" w:type="dxa"/>
+              <w:right w:w="120" w:type="dxa"/>
+            </w:tcMar>
+          </w:tcPr>
+          <w:p>
+            <w:r>
+              <w:rPr>
+                <w:sz w:val="20"/>
+                <w:szCs w:val="20"/>
+              </w:rPr>
+              <w:t>CRUD acties</w:t>
+            </w:r>
+          </w:p>
+        </w:tc>
+        <w:tc>
+          <w:tcPr>
+            <w:tcW w:w="2000" w:type="dxa"/>
+            <w:tcBorders>
+              <w:top w:val="single" w:sz="4" w:space="0" w:color="CCCCCC"/>
+              <w:left w:val="single" w:sz="4" w:space="0" w:color="CCCCCC"/>
+              <w:bottom w:val="single" w:sz="4" w:space="0" w:color="CCCCCC"/>
+              <w:right w:val="single" w:sz="4" w:space="0" w:color="CCCCCC"/>
+            </w:tcBorders>
+            <w:shd w:val="clear" w:color="auto" w:fill="FFFFFF"/>
+            <w:tcMar>
+              <w:top w:w="80" w:type="dxa"/>
+              <w:left w:w="120" w:type="dxa"/>
+              <w:bottom w:w="80" w:type="dxa"/>
+              <w:right w:w="120" w:type="dxa"/>
+            </w:tcMar>
+          </w:tcPr>
+          <w:p>
+            <w:r>
+              <w:rPr>
+                <w:sz w:val="20"/>
+                <w:szCs w:val="20"/>
+              </w:rPr>
+              <w:t>Marco &amp; Abasin</w:t>
+            </w:r>
+          </w:p>
+        </w:tc>
+        <w:tc>
+          <w:tcPr>
+            <w:tcW w:w="2000" w:type="dxa"/>
+            <w:tcBorders>
+              <w:top w:val="single" w:sz="4" w:space="0" w:color="CCCCCC"/>
+              <w:left w:val="single" w:sz="4" w:space="0" w:color="CCCCCC"/>
+              <w:bottom w:val="single" w:sz="4" w:space="0" w:color="CCCCCC"/>
+              <w:right w:val="single" w:sz="4" w:space="0" w:color="CCCCCC"/>
+            </w:tcBorders>
+            <w:shd w:val="clear" w:color="auto" w:fill="FFFFFF"/>
+            <w:tcMar>
+              <w:top w:w="80" w:type="dxa"/>
+              <w:left w:w="120" w:type="dxa"/>
+              <w:bottom w:w="80" w:type="dxa"/>
+              <w:right w:w="120" w:type="dxa"/>
+            </w:tcMar>
+          </w:tcPr>
+          <w:p>
+            <w:r>
+              <w:rPr>
+                <w:sz w:val="20"/>
+                <w:szCs w:val="20"/>
+              </w:rPr>
+              <w:t>12 juni 2026</w:t>
+            </w:r>
+          </w:p>
+        </w:tc>
+        <w:tc>
+          <w:tcPr>
+            <w:tcW w:w="1826" w:type="dxa"/>
+            <w:tcBorders>
+              <w:top w:val="single" w:sz="4" w:space="0" w:color="CCCCCC"/>
+              <w:left w:val="single" w:sz="4" w:space="0" w:color="CCCCCC"/>
+              <w:bottom w:val="single" w:sz="4" w:space="0" w:color="CCCCCC"/>
+              <w:right w:val="single" w:sz="4" w:space="0" w:color="CCCCCC"/>
+            </w:tcBorders>
+            <w:shd w:val="clear" w:color="auto" w:fill="FFFFFF"/>
+            <w:tcMar>
+              <w:top w:w="80" w:type="dxa"/>
+              <w:left w:w="120" w:type="dxa"/>
+              <w:bottom w:w="80" w:type="dxa"/>
+              <w:right w:w="120" w:type="dxa"/>
+            </w:tcMar>
+          </w:tcPr>
+          <w:p>
+            <w:r>
+              <w:rPr>
+                <w:sz w:val="20"/>
+                <w:szCs w:val="20"/>
+              </w:rPr>
               <w:t>45 min</w:t>
             </w:r>
           </w:p>
         </w:tc>
       </w:tr>
       <w:tr>
-        <w:tblPrEx>
-          <w:tblCellMar>
-            <w:top w:w="0" w:type="dxa"/>
-            <w:bottom w:w="0" w:type="dxa"/>
-          </w:tblCellMar>
-        </w:tblPrEx>
-        <w:tc>
-          <w:tcPr>
-            <w:tcW w:w="3200" w:type="dxa"/>
-            <w:tcBorders>
-              <w:top w:val="single" w:sz="4" w:space="0" w:color="CCCCCC"/>
-              <w:left w:val="single" w:sz="4" w:space="0" w:color="CCCCCC"/>
-              <w:bottom w:val="single" w:sz="4" w:space="0" w:color="CCCCCC"/>
-              <w:right w:val="single" w:sz="4" w:space="0" w:color="CCCCCC"/>
-            </w:tcBorders>
-            <w:shd w:val="clear" w:color="auto" w:fill="FFFFFF"/>
-            <w:tcMar>
-              <w:top w:w="80" w:type="dxa"/>
-              <w:left w:w="120" w:type="dxa"/>
-              <w:bottom w:w="80" w:type="dxa"/>
-              <w:right w:w="120" w:type="dxa"/>
-            </w:tcMar>
-          </w:tcPr>
-          <w:p>
-            <w:r>
-              <w:rPr>
-                <w:sz w:val="20"/>
-                <w:szCs w:val="20"/>
-              </w:rPr>
-              <w:t>Detailpagina</w:t>
-            </w:r>
-          </w:p>
-        </w:tc>
-        <w:tc>
-          <w:tcPr>
-            <w:tcW w:w="2000" w:type="dxa"/>
-            <w:tcBorders>
-              <w:top w:val="single" w:sz="4" w:space="0" w:color="CCCCCC"/>
-              <w:left w:val="single" w:sz="4" w:space="0" w:color="CCCCCC"/>
-              <w:bottom w:val="single" w:sz="4" w:space="0" w:color="CCCCCC"/>
-              <w:right w:val="single" w:sz="4" w:space="0" w:color="CCCCCC"/>
-            </w:tcBorders>
-            <w:shd w:val="clear" w:color="auto" w:fill="FFFFFF"/>
-            <w:tcMar>
-              <w:top w:w="80" w:type="dxa"/>
-              <w:left w:w="120" w:type="dxa"/>
-              <w:bottom w:w="80" w:type="dxa"/>
-              <w:right w:w="120" w:type="dxa"/>
-            </w:tcMar>
-          </w:tcPr>
-          <w:p>
-            <w:r>
-              <w:rPr>
-                <w:sz w:val="20"/>
-                <w:szCs w:val="20"/>
-              </w:rPr>
-              <w:t>Marco</w:t>
-            </w:r>
-          </w:p>
-        </w:tc>
-        <w:tc>
-          <w:tcPr>
-            <w:tcW w:w="2000" w:type="dxa"/>
-            <w:tcBorders>
-              <w:top w:val="single" w:sz="4" w:space="0" w:color="CCCCCC"/>
-              <w:left w:val="single" w:sz="4" w:space="0" w:color="CCCCCC"/>
-              <w:bottom w:val="single" w:sz="4" w:space="0" w:color="CCCCCC"/>
-              <w:right w:val="single" w:sz="4" w:space="0" w:color="CCCCCC"/>
-            </w:tcBorders>
-            <w:shd w:val="clear" w:color="auto" w:fill="FFFFFF"/>
-            <w:tcMar>
-              <w:top w:w="80" w:type="dxa"/>
-              <w:left w:w="120" w:type="dxa"/>
-              <w:bottom w:w="80" w:type="dxa"/>
-              <w:right w:w="120" w:type="dxa"/>
-            </w:tcMar>
-          </w:tcPr>
-          <w:p>
-            <w:r>
-              <w:rPr>
-                <w:sz w:val="20"/>
-                <w:szCs w:val="20"/>
-              </w:rPr>
-              <w:t>12 juni 2026</w:t>
-            </w:r>
-          </w:p>
-        </w:tc>
-        <w:tc>
-          <w:tcPr>
-            <w:tcW w:w="1826" w:type="dxa"/>
-            <w:tcBorders>
-              <w:top w:val="single" w:sz="4" w:space="0" w:color="CCCCCC"/>
-              <w:left w:val="single" w:sz="4" w:space="0" w:color="CCCCCC"/>
-              <w:bottom w:val="single" w:sz="4" w:space="0" w:color="CCCCCC"/>
-              <w:right w:val="single" w:sz="4" w:space="0" w:color="CCCCCC"/>
-            </w:tcBorders>
-            <w:shd w:val="clear" w:color="auto" w:fill="FFFFFF"/>
-            <w:tcMar>
-              <w:top w:w="80" w:type="dxa"/>
-              <w:left w:w="120" w:type="dxa"/>
-              <w:bottom w:w="80" w:type="dxa"/>
-              <w:right w:w="120" w:type="dxa"/>
-            </w:tcMar>
-          </w:tcPr>
-          <w:p>
-            <w:r>
-              <w:rPr>
-                <w:sz w:val="20"/>
-                <w:szCs w:val="20"/>
-              </w:rPr>
-              <w:t>20 min</w:t>
-            </w:r>
-          </w:p>
-        </w:tc>
-      </w:tr>
-      <w:tr>
-        <w:tblPrEx>
-          <w:tblCellMar>
-            <w:top w:w="0" w:type="dxa"/>
-            <w:bottom w:w="0" w:type="dxa"/>
-          </w:tblCellMar>
-        </w:tblPrEx>
-        <w:tc>
-          <w:tcPr>
-            <w:tcW w:w="3200" w:type="dxa"/>
-            <w:tcBorders>
-              <w:top w:val="single" w:sz="4" w:space="0" w:color="CCCCCC"/>
-              <w:left w:val="single" w:sz="4" w:space="0" w:color="CCCCCC"/>
-              <w:bottom w:val="single" w:sz="4" w:space="0" w:color="CCCCCC"/>
-              <w:right w:val="single" w:sz="4" w:space="0" w:color="CCCCCC"/>
-            </w:tcBorders>
-            <w:shd w:val="clear" w:color="auto" w:fill="FFFFFF"/>
-            <w:tcMar>
-              <w:top w:w="80" w:type="dxa"/>
-              <w:left w:w="120" w:type="dxa"/>
-              <w:bottom w:w="80" w:type="dxa"/>
-              <w:right w:w="120" w:type="dxa"/>
-            </w:tcMar>
-          </w:tcPr>
-          <w:p>
-            <w:proofErr w:type="spellStart"/>
-            <w:r>
-              <w:rPr>
-                <w:sz w:val="20"/>
-                <w:szCs w:val="20"/>
-              </w:rPr>
-              <w:t>Admin</w:t>
-            </w:r>
-            <w:proofErr w:type="spellEnd"/>
-            <w:r>
-              <w:rPr>
-                <w:sz w:val="20"/>
-                <w:szCs w:val="20"/>
-              </w:rPr>
-              <w:t xml:space="preserve"> login &amp; beveiliging</w:t>
-            </w:r>
-          </w:p>
-        </w:tc>
-        <w:tc>
-          <w:tcPr>
-            <w:tcW w:w="2000" w:type="dxa"/>
-            <w:tcBorders>
-              <w:top w:val="single" w:sz="4" w:space="0" w:color="CCCCCC"/>
-              <w:left w:val="single" w:sz="4" w:space="0" w:color="CCCCCC"/>
-              <w:bottom w:val="single" w:sz="4" w:space="0" w:color="CCCCCC"/>
-              <w:right w:val="single" w:sz="4" w:space="0" w:color="CCCCCC"/>
-            </w:tcBorders>
-            <w:shd w:val="clear" w:color="auto" w:fill="FFFFFF"/>
-            <w:tcMar>
-              <w:top w:w="80" w:type="dxa"/>
-              <w:left w:w="120" w:type="dxa"/>
-              <w:bottom w:w="80" w:type="dxa"/>
-              <w:right w:w="120" w:type="dxa"/>
-            </w:tcMar>
-          </w:tcPr>
-          <w:p>
-            <w:proofErr w:type="spellStart"/>
-            <w:r>
-              <w:rPr>
-                <w:sz w:val="20"/>
-                <w:szCs w:val="20"/>
-              </w:rPr>
-              <w:t>Abasin</w:t>
-            </w:r>
-            <w:proofErr w:type="spellEnd"/>
-          </w:p>
-        </w:tc>
-        <w:tc>
-          <w:tcPr>
-            <w:tcW w:w="2000" w:type="dxa"/>
-            <w:tcBorders>
-              <w:top w:val="single" w:sz="4" w:space="0" w:color="CCCCCC"/>
-              <w:left w:val="single" w:sz="4" w:space="0" w:color="CCCCCC"/>
-              <w:bottom w:val="single" w:sz="4" w:space="0" w:color="CCCCCC"/>
-              <w:right w:val="single" w:sz="4" w:space="0" w:color="CCCCCC"/>
-            </w:tcBorders>
-            <w:shd w:val="clear" w:color="auto" w:fill="FFFFFF"/>
-            <w:tcMar>
-              <w:top w:w="80" w:type="dxa"/>
-              <w:left w:w="120" w:type="dxa"/>
-              <w:bottom w:w="80" w:type="dxa"/>
-              <w:right w:w="120" w:type="dxa"/>
-            </w:tcMar>
-          </w:tcPr>
-          <w:p>
-            <w:r>
-              <w:rPr>
-                <w:sz w:val="20"/>
-                <w:szCs w:val="20"/>
-              </w:rPr>
-              <w:t>12 juni 2026</w:t>
-            </w:r>
-          </w:p>
-        </w:tc>
-        <w:tc>
-          <w:tcPr>
-            <w:tcW w:w="1826" w:type="dxa"/>
-            <w:tcBorders>
-              <w:top w:val="single" w:sz="4" w:space="0" w:color="CCCCCC"/>
-              <w:left w:val="single" w:sz="4" w:space="0" w:color="CCCCCC"/>
-              <w:bottom w:val="single" w:sz="4" w:space="0" w:color="CCCCCC"/>
-              <w:right w:val="single" w:sz="4" w:space="0" w:color="CCCCCC"/>
-            </w:tcBorders>
-            <w:shd w:val="clear" w:color="auto" w:fill="FFFFFF"/>
-            <w:tcMar>
-              <w:top w:w="80" w:type="dxa"/>
-              <w:left w:w="120" w:type="dxa"/>
-              <w:bottom w:w="80" w:type="dxa"/>
-              <w:right w:w="120" w:type="dxa"/>
-            </w:tcMar>
-          </w:tcPr>
-          <w:p>
-            <w:r>
-              <w:rPr>
-                <w:sz w:val="20"/>
-                <w:szCs w:val="20"/>
-              </w:rPr>
-              <w:t>30 min</w:t>
-            </w:r>
-          </w:p>
-        </w:tc>
-      </w:tr>
-      <w:tr>
-        <w:tblPrEx>
-          <w:tblCellMar>
-            <w:top w:w="0" w:type="dxa"/>
-            <w:bottom w:w="0" w:type="dxa"/>
-          </w:tblCellMar>
-        </w:tblPrEx>
-        <w:tc>
-          <w:tcPr>
-            <w:tcW w:w="3200" w:type="dxa"/>
-            <w:tcBorders>
-              <w:top w:val="single" w:sz="4" w:space="0" w:color="CCCCCC"/>
-              <w:left w:val="single" w:sz="4" w:space="0" w:color="CCCCCC"/>
-              <w:bottom w:val="single" w:sz="4" w:space="0" w:color="CCCCCC"/>
-              <w:right w:val="single" w:sz="4" w:space="0" w:color="CCCCCC"/>
-            </w:tcBorders>
-            <w:shd w:val="clear" w:color="auto" w:fill="FFFFFF"/>
-            <w:tcMar>
-              <w:top w:w="80" w:type="dxa"/>
-              <w:left w:w="120" w:type="dxa"/>
-              <w:bottom w:w="80" w:type="dxa"/>
-              <w:right w:w="120" w:type="dxa"/>
-            </w:tcMar>
-          </w:tcPr>
-          <w:p>
-            <w:r>
-              <w:rPr>
-                <w:sz w:val="20"/>
-                <w:szCs w:val="20"/>
-              </w:rPr>
-              <w:t>CRUD acties</w:t>
-            </w:r>
-          </w:p>
-        </w:tc>
-        <w:tc>
-          <w:tcPr>
-            <w:tcW w:w="2000" w:type="dxa"/>
-            <w:tcBorders>
-              <w:top w:val="single" w:sz="4" w:space="0" w:color="CCCCCC"/>
-              <w:left w:val="single" w:sz="4" w:space="0" w:color="CCCCCC"/>
-              <w:bottom w:val="single" w:sz="4" w:space="0" w:color="CCCCCC"/>
-              <w:right w:val="single" w:sz="4" w:space="0" w:color="CCCCCC"/>
-            </w:tcBorders>
-            <w:shd w:val="clear" w:color="auto" w:fill="FFFFFF"/>
-            <w:tcMar>
-              <w:top w:w="80" w:type="dxa"/>
-              <w:left w:w="120" w:type="dxa"/>
-              <w:bottom w:w="80" w:type="dxa"/>
-              <w:right w:w="120" w:type="dxa"/>
-            </w:tcMar>
-          </w:tcPr>
-          <w:p>
-            <w:r>
-              <w:rPr>
-                <w:sz w:val="20"/>
-                <w:szCs w:val="20"/>
-              </w:rPr>
-              <w:t xml:space="preserve">Marco &amp; </w:t>
-            </w:r>
-            <w:proofErr w:type="spellStart"/>
-            <w:r>
-              <w:rPr>
-                <w:sz w:val="20"/>
-                <w:szCs w:val="20"/>
-              </w:rPr>
-              <w:t>Abasin</w:t>
-            </w:r>
-            <w:proofErr w:type="spellEnd"/>
-          </w:p>
-        </w:tc>
-        <w:tc>
-          <w:tcPr>
-            <w:tcW w:w="2000" w:type="dxa"/>
-            <w:tcBorders>
-              <w:top w:val="single" w:sz="4" w:space="0" w:color="CCCCCC"/>
-              <w:left w:val="single" w:sz="4" w:space="0" w:color="CCCCCC"/>
-              <w:bottom w:val="single" w:sz="4" w:space="0" w:color="CCCCCC"/>
-              <w:right w:val="single" w:sz="4" w:space="0" w:color="CCCCCC"/>
-            </w:tcBorders>
-            <w:shd w:val="clear" w:color="auto" w:fill="FFFFFF"/>
-            <w:tcMar>
-              <w:top w:w="80" w:type="dxa"/>
-              <w:left w:w="120" w:type="dxa"/>
-              <w:bottom w:w="80" w:type="dxa"/>
-              <w:right w:w="120" w:type="dxa"/>
-            </w:tcMar>
-          </w:tcPr>
-          <w:p>
-            <w:r>
-              <w:rPr>
-                <w:sz w:val="20"/>
-                <w:szCs w:val="20"/>
-              </w:rPr>
-              <w:t>12 juni 2026</w:t>
-            </w:r>
-          </w:p>
-        </w:tc>
-        <w:tc>
-          <w:tcPr>
-            <w:tcW w:w="1826" w:type="dxa"/>
-            <w:tcBorders>
-              <w:top w:val="single" w:sz="4" w:space="0" w:color="CCCCCC"/>
-              <w:left w:val="single" w:sz="4" w:space="0" w:color="CCCCCC"/>
-              <w:bottom w:val="single" w:sz="4" w:space="0" w:color="CCCCCC"/>
-              <w:right w:val="single" w:sz="4" w:space="0" w:color="CCCCCC"/>
-            </w:tcBorders>
-            <w:shd w:val="clear" w:color="auto" w:fill="FFFFFF"/>
-            <w:tcMar>
-              <w:top w:w="80" w:type="dxa"/>
-              <w:left w:w="120" w:type="dxa"/>
-              <w:bottom w:w="80" w:type="dxa"/>
-              <w:right w:w="120" w:type="dxa"/>
-            </w:tcMar>
-          </w:tcPr>
-          <w:p>
-            <w:r>
-              <w:rPr>
-                <w:sz w:val="20"/>
-                <w:szCs w:val="20"/>
-              </w:rPr>
-              <w:t>45 min</w:t>
-            </w:r>
-          </w:p>
-        </w:tc>
-      </w:tr>
-      <w:tr>
-        <w:tblPrEx>
-          <w:tblCellMar>
-            <w:top w:w="0" w:type="dxa"/>
-            <w:bottom w:w="0" w:type="dxa"/>
-          </w:tblCellMar>
-        </w:tblPrEx>
         <w:tc>
           <w:tcPr>
             <w:tcW w:w="3200" w:type="dxa"/>
@@ -8958,12 +8325,6 @@
         <w:gridCol w:w="2526"/>
       </w:tblGrid>
       <w:tr>
-        <w:tblPrEx>
-          <w:tblCellMar>
-            <w:top w:w="0" w:type="dxa"/>
-            <w:bottom w:w="0" w:type="dxa"/>
-          </w:tblCellMar>
-        </w:tblPrEx>
         <w:tc>
           <w:tcPr>
             <w:tcW w:w="4000" w:type="dxa"/>
@@ -9053,12 +8414,6 @@
         </w:tc>
       </w:tr>
       <w:tr>
-        <w:tblPrEx>
-          <w:tblCellMar>
-            <w:top w:w="0" w:type="dxa"/>
-            <w:bottom w:w="0" w:type="dxa"/>
-          </w:tblCellMar>
-        </w:tblPrEx>
         <w:tc>
           <w:tcPr>
             <w:tcW w:w="4000" w:type="dxa"/>
@@ -9145,12 +8500,6 @@
         </w:tc>
       </w:tr>
       <w:tr>
-        <w:tblPrEx>
-          <w:tblCellMar>
-            <w:top w:w="0" w:type="dxa"/>
-            <w:bottom w:w="0" w:type="dxa"/>
-          </w:tblCellMar>
-        </w:tblPrEx>
         <w:tc>
           <w:tcPr>
             <w:tcW w:w="4000" w:type="dxa"/>
@@ -9237,12 +8586,6 @@
         </w:tc>
       </w:tr>
       <w:tr>
-        <w:tblPrEx>
-          <w:tblCellMar>
-            <w:top w:w="0" w:type="dxa"/>
-            <w:bottom w:w="0" w:type="dxa"/>
-          </w:tblCellMar>
-        </w:tblPrEx>
         <w:tc>
           <w:tcPr>
             <w:tcW w:w="4000" w:type="dxa"/>
@@ -9461,12 +8804,6 @@
         <w:gridCol w:w="3026"/>
       </w:tblGrid>
       <w:tr>
-        <w:tblPrEx>
-          <w:tblCellMar>
-            <w:top w:w="0" w:type="dxa"/>
-            <w:bottom w:w="0" w:type="dxa"/>
-          </w:tblCellMar>
-        </w:tblPrEx>
         <w:tc>
           <w:tcPr>
             <w:tcW w:w="3000" w:type="dxa"/>
@@ -9556,12 +8893,6 @@
         </w:tc>
       </w:tr>
       <w:tr>
-        <w:tblPrEx>
-          <w:tblCellMar>
-            <w:top w:w="0" w:type="dxa"/>
-            <w:bottom w:w="0" w:type="dxa"/>
-          </w:tblCellMar>
-        </w:tblPrEx>
         <w:tc>
           <w:tcPr>
             <w:tcW w:w="3000" w:type="dxa"/>
@@ -9588,17 +8919,8 @@
                 <w:sz w:val="20"/>
                 <w:szCs w:val="20"/>
               </w:rPr>
-              <w:t xml:space="preserve">Marco &amp; </w:t>
-            </w:r>
-            <w:proofErr w:type="spellStart"/>
-            <w:r>
-              <w:rPr>
-                <w:sz w:val="20"/>
-                <w:szCs w:val="20"/>
-              </w:rPr>
-              <w:t>Abasin</w:t>
-            </w:r>
-            <w:proofErr w:type="spellEnd"/>
+              <w:t>Marco &amp; Abasin</w:t>
+            </w:r>
           </w:p>
           <w:p>
             <w:pPr>
@@ -10753,4 +10075,16 @@
     </a:ext>
   </a:extLst>
 </a:theme>
+</file>
+
+<file path=customXml/item1.xml><?xml version="1.0" encoding="utf-8"?>
+<b:Sources xmlns:b="http://schemas.openxmlformats.org/officeDocument/2006/bibliography" xmlns="http://schemas.openxmlformats.org/officeDocument/2006/bibliography" SelectedStyle="\APASixthEditionOfficeOnline.xsl" StyleName="APA" Version="6"/>
+</file>
+
+<file path=customXml/itemProps1.xml><?xml version="1.0" encoding="utf-8"?>
+<ds:datastoreItem xmlns:ds="http://schemas.openxmlformats.org/officeDocument/2006/customXml" ds:itemID="{13CD2BD8-2BB8-4A8A-B7F1-4FD2AC5B0128}">
+  <ds:schemaRefs>
+    <ds:schemaRef ds:uri="http://schemas.openxmlformats.org/officeDocument/2006/bibliography"/>
+  </ds:schemaRefs>
+</ds:datastoreItem>
 </file>